--- a/Matlab/lab 12/отчет.docx
+++ b/Matlab/lab 12/отчет.docx
@@ -805,6 +805,7 @@
       <w:r>
         <w:rPr>
           <w:rFonts w:eastAsiaTheme="minorEastAsia" w:cs="Times New Roman"/>
+          <w:noProof/>
           <w:szCs w:val="28"/>
         </w:rPr>
         <w:drawing>
@@ -868,6 +869,7 @@
       <w:r>
         <w:rPr>
           <w:rFonts w:eastAsiaTheme="minorEastAsia" w:cs="Times New Roman"/>
+          <w:noProof/>
           <w:szCs w:val="28"/>
         </w:rPr>
         <w:drawing>
@@ -972,6 +974,7 @@
       <w:r>
         <w:rPr>
           <w:rFonts w:eastAsiaTheme="minorEastAsia" w:cs="Times New Roman"/>
+          <w:noProof/>
           <w:szCs w:val="28"/>
         </w:rPr>
         <w:drawing>
@@ -1094,7 +1097,6 @@
           <w:rFonts w:eastAsiaTheme="minorEastAsia" w:cs="Times New Roman"/>
           <w:b/>
           <w:szCs w:val="28"/>
-          <w:lang w:val="en-US"/>
         </w:rPr>
       </w:pPr>
       <w:r>
@@ -1153,6 +1155,7 @@
       <w:r>
         <w:rPr>
           <w:rFonts w:eastAsia="Times New Roman" w:cs="Times New Roman"/>
+          <w:noProof/>
           <w:color w:val="00000A"/>
           <w:szCs w:val="24"/>
           <w:lang w:val="en-US" w:eastAsia="ru-RU"/>
@@ -1196,6 +1199,7 @@
       <w:r>
         <w:rPr>
           <w:rFonts w:eastAsia="Times New Roman" w:cs="Times New Roman"/>
+          <w:noProof/>
           <w:color w:val="00000A"/>
           <w:szCs w:val="24"/>
           <w:lang w:val="en-US" w:eastAsia="ru-RU"/>
@@ -1266,6 +1270,7 @@
       <w:r>
         <w:rPr>
           <w:rFonts w:eastAsia="Times New Roman" w:cs="Times New Roman"/>
+          <w:noProof/>
           <w:color w:val="00000A"/>
           <w:szCs w:val="24"/>
           <w:lang w:val="en-US" w:eastAsia="ru-RU"/>
@@ -1309,6 +1314,7 @@
       <w:r>
         <w:rPr>
           <w:rFonts w:eastAsia="Times New Roman" w:cs="Times New Roman"/>
+          <w:noProof/>
           <w:color w:val="00000A"/>
           <w:szCs w:val="24"/>
           <w:lang w:val="en-US" w:eastAsia="ru-RU"/>
@@ -3213,7 +3219,7 @@
           <w:szCs w:val="24"/>
           <w:lang w:eastAsia="ru-RU"/>
         </w:rPr>
-        <w:t xml:space="preserve">   - Погрешность метода Эйлера ~</w:t>
+        <w:t xml:space="preserve">   - Погрешность метода Эйлера </w:t>
       </w:r>
       <w:r>
         <w:rPr>
@@ -3390,7 +3396,7 @@
           <w:noProof/>
           <w:color w:val="00000A"/>
           <w:szCs w:val="24"/>
-          <w:lang w:val="en-US" w:eastAsia="ru-RU"/>
+          <w:lang w:eastAsia="ru-RU"/>
         </w:rPr>
       </w:pPr>
       <w:r>
@@ -3437,26 +3443,48 @@
           <w:rFonts w:eastAsia="Times New Roman" w:cs="Times New Roman"/>
           <w:color w:val="00000A"/>
           <w:szCs w:val="24"/>
-          <w:lang w:eastAsia="ru-RU"/>
-        </w:rPr>
-      </w:pPr>
-      <w:proofErr w:type="spellStart"/>
-      <w:r>
-        <w:rPr>
-          <w:rFonts w:eastAsia="Times New Roman" w:cs="Times New Roman"/>
-          <w:color w:val="00000A"/>
-          <w:szCs w:val="24"/>
-          <w:lang w:eastAsia="ru-RU"/>
-        </w:rPr>
-        <w:t>clear</w:t>
-      </w:r>
-      <w:proofErr w:type="spellEnd"/>
-      <w:r>
-        <w:rPr>
-          <w:rFonts w:eastAsia="Times New Roman" w:cs="Times New Roman"/>
-          <w:color w:val="00000A"/>
-          <w:szCs w:val="24"/>
-          <w:lang w:eastAsia="ru-RU"/>
+          <w:lang w:val="en-US" w:eastAsia="ru-RU"/>
+        </w:rPr>
+      </w:pPr>
+      <w:r>
+        <w:rPr>
+          <w:rFonts w:eastAsia="Times New Roman" w:cs="Times New Roman"/>
+          <w:color w:val="00000A"/>
+          <w:szCs w:val="24"/>
+          <w:lang w:val="en-US" w:eastAsia="ru-RU"/>
+        </w:rPr>
+        <w:t>clear;</w:t>
+      </w:r>
+    </w:p>
+    <w:p>
+      <w:pPr>
+        <w:suppressAutoHyphens/>
+        <w:spacing w:after="200" w:line="240" w:lineRule="auto"/>
+        <w:ind w:firstLine="0"/>
+        <w:rPr>
+          <w:rFonts w:eastAsia="Times New Roman" w:cs="Times New Roman"/>
+          <w:color w:val="00000A"/>
+          <w:szCs w:val="24"/>
+          <w:lang w:val="en-US" w:eastAsia="ru-RU"/>
+        </w:rPr>
+      </w:pPr>
+      <w:proofErr w:type="spellStart"/>
+      <w:r>
+        <w:rPr>
+          <w:rFonts w:eastAsia="Times New Roman" w:cs="Times New Roman"/>
+          <w:color w:val="00000A"/>
+          <w:szCs w:val="24"/>
+          <w:lang w:val="en-US" w:eastAsia="ru-RU"/>
+        </w:rPr>
+        <w:t>clc</w:t>
+      </w:r>
+      <w:proofErr w:type="spellEnd"/>
+      <w:r>
+        <w:rPr>
+          <w:rFonts w:eastAsia="Times New Roman" w:cs="Times New Roman"/>
+          <w:color w:val="00000A"/>
+          <w:szCs w:val="24"/>
+          <w:lang w:val="en-US" w:eastAsia="ru-RU"/>
         </w:rPr>
         <w:t>;</w:t>
       </w:r>
@@ -3470,93 +3498,29 @@
           <w:rFonts w:eastAsia="Times New Roman" w:cs="Times New Roman"/>
           <w:color w:val="00000A"/>
           <w:szCs w:val="24"/>
-          <w:lang w:eastAsia="ru-RU"/>
-        </w:rPr>
-      </w:pPr>
-      <w:proofErr w:type="spellStart"/>
-      <w:r>
-        <w:rPr>
-          <w:rFonts w:eastAsia="Times New Roman" w:cs="Times New Roman"/>
-          <w:color w:val="00000A"/>
-          <w:szCs w:val="24"/>
-          <w:lang w:eastAsia="ru-RU"/>
-        </w:rPr>
-        <w:t>clc</w:t>
-      </w:r>
-      <w:proofErr w:type="spellEnd"/>
-      <w:r>
-        <w:rPr>
-          <w:rFonts w:eastAsia="Times New Roman" w:cs="Times New Roman"/>
-          <w:color w:val="00000A"/>
-          <w:szCs w:val="24"/>
-          <w:lang w:eastAsia="ru-RU"/>
-        </w:rPr>
-        <w:t>;</w:t>
-      </w:r>
-    </w:p>
-    <w:p>
-      <w:pPr>
-        <w:suppressAutoHyphens/>
-        <w:spacing w:after="200" w:line="240" w:lineRule="auto"/>
-        <w:ind w:firstLine="0"/>
-        <w:rPr>
-          <w:rFonts w:eastAsia="Times New Roman" w:cs="Times New Roman"/>
-          <w:color w:val="00000A"/>
-          <w:szCs w:val="24"/>
-          <w:lang w:eastAsia="ru-RU"/>
-        </w:rPr>
-      </w:pPr>
-      <w:proofErr w:type="spellStart"/>
-      <w:r>
-        <w:rPr>
-          <w:rFonts w:eastAsia="Times New Roman" w:cs="Times New Roman"/>
-          <w:color w:val="00000A"/>
-          <w:szCs w:val="24"/>
-          <w:lang w:eastAsia="ru-RU"/>
-        </w:rPr>
-        <w:t>close</w:t>
-      </w:r>
-      <w:proofErr w:type="spellEnd"/>
-      <w:r>
-        <w:rPr>
-          <w:rFonts w:eastAsia="Times New Roman" w:cs="Times New Roman"/>
-          <w:color w:val="00000A"/>
-          <w:szCs w:val="24"/>
-          <w:lang w:eastAsia="ru-RU"/>
-        </w:rPr>
-        <w:t xml:space="preserve"> </w:t>
-      </w:r>
-      <w:proofErr w:type="spellStart"/>
-      <w:r>
-        <w:rPr>
-          <w:rFonts w:eastAsia="Times New Roman" w:cs="Times New Roman"/>
-          <w:color w:val="00000A"/>
-          <w:szCs w:val="24"/>
-          <w:lang w:eastAsia="ru-RU"/>
-        </w:rPr>
-        <w:t>all</w:t>
-      </w:r>
-      <w:proofErr w:type="spellEnd"/>
-      <w:r>
-        <w:rPr>
-          <w:rFonts w:eastAsia="Times New Roman" w:cs="Times New Roman"/>
-          <w:color w:val="00000A"/>
-          <w:szCs w:val="24"/>
-          <w:lang w:eastAsia="ru-RU"/>
-        </w:rPr>
-        <w:t>;</w:t>
-      </w:r>
-    </w:p>
-    <w:p>
-      <w:pPr>
-        <w:suppressAutoHyphens/>
-        <w:spacing w:after="200" w:line="240" w:lineRule="auto"/>
-        <w:ind w:firstLine="0"/>
-        <w:rPr>
-          <w:rFonts w:eastAsia="Times New Roman" w:cs="Times New Roman"/>
-          <w:color w:val="00000A"/>
-          <w:szCs w:val="24"/>
-          <w:lang w:eastAsia="ru-RU"/>
+          <w:lang w:val="en-US" w:eastAsia="ru-RU"/>
+        </w:rPr>
+      </w:pPr>
+      <w:r>
+        <w:rPr>
+          <w:rFonts w:eastAsia="Times New Roman" w:cs="Times New Roman"/>
+          <w:color w:val="00000A"/>
+          <w:szCs w:val="24"/>
+          <w:lang w:val="en-US" w:eastAsia="ru-RU"/>
+        </w:rPr>
+        <w:t>close all;</w:t>
+      </w:r>
+    </w:p>
+    <w:p>
+      <w:pPr>
+        <w:suppressAutoHyphens/>
+        <w:spacing w:after="200" w:line="240" w:lineRule="auto"/>
+        <w:ind w:firstLine="0"/>
+        <w:rPr>
+          <w:rFonts w:eastAsia="Times New Roman" w:cs="Times New Roman"/>
+          <w:color w:val="00000A"/>
+          <w:szCs w:val="24"/>
+          <w:lang w:val="en-US" w:eastAsia="ru-RU"/>
         </w:rPr>
       </w:pPr>
     </w:p>
@@ -3694,48 +3658,17 @@
           <w:rFonts w:eastAsia="Times New Roman" w:cs="Times New Roman"/>
           <w:color w:val="00000A"/>
           <w:szCs w:val="24"/>
-          <w:lang w:eastAsia="ru-RU"/>
-        </w:rPr>
-      </w:pPr>
-      <w:proofErr w:type="spellStart"/>
-      <w:r>
-        <w:rPr>
-          <w:rFonts w:eastAsia="Times New Roman" w:cs="Times New Roman"/>
-          <w:color w:val="00000A"/>
-          <w:szCs w:val="24"/>
-          <w:lang w:eastAsia="ru-RU"/>
-        </w:rPr>
-        <w:t>ode</w:t>
-      </w:r>
-      <w:proofErr w:type="spellEnd"/>
-      <w:r>
-        <w:rPr>
-          <w:rFonts w:eastAsia="Times New Roman" w:cs="Times New Roman"/>
-          <w:color w:val="00000A"/>
-          <w:szCs w:val="24"/>
-          <w:lang w:eastAsia="ru-RU"/>
-        </w:rPr>
-        <w:t xml:space="preserve"> = </w:t>
-      </w:r>
-      <w:proofErr w:type="spellStart"/>
-      <w:r>
-        <w:rPr>
-          <w:rFonts w:eastAsia="Times New Roman" w:cs="Times New Roman"/>
-          <w:color w:val="00000A"/>
-          <w:szCs w:val="24"/>
-          <w:lang w:eastAsia="ru-RU"/>
-        </w:rPr>
-        <w:t>diff</w:t>
-      </w:r>
-      <w:proofErr w:type="spellEnd"/>
-      <w:r>
-        <w:rPr>
-          <w:rFonts w:eastAsia="Times New Roman" w:cs="Times New Roman"/>
-          <w:color w:val="00000A"/>
-          <w:szCs w:val="24"/>
-          <w:lang w:eastAsia="ru-RU"/>
-        </w:rPr>
-        <w:t>(</w:t>
+          <w:lang w:val="en-US" w:eastAsia="ru-RU"/>
+        </w:rPr>
+      </w:pPr>
+      <w:r>
+        <w:rPr>
+          <w:rFonts w:eastAsia="Times New Roman" w:cs="Times New Roman"/>
+          <w:color w:val="00000A"/>
+          <w:szCs w:val="24"/>
+          <w:lang w:val="en-US" w:eastAsia="ru-RU"/>
+        </w:rPr>
+        <w:t>ode = diff(</w:t>
       </w:r>
       <w:proofErr w:type="spellStart"/>
       <w:proofErr w:type="gramStart"/>
@@ -3744,7 +3677,7 @@
           <w:rFonts w:eastAsia="Times New Roman" w:cs="Times New Roman"/>
           <w:color w:val="00000A"/>
           <w:szCs w:val="24"/>
-          <w:lang w:eastAsia="ru-RU"/>
+          <w:lang w:val="en-US" w:eastAsia="ru-RU"/>
         </w:rPr>
         <w:t>y,x</w:t>
       </w:r>
@@ -3755,29 +3688,9 @@
           <w:rFonts w:eastAsia="Times New Roman" w:cs="Times New Roman"/>
           <w:color w:val="00000A"/>
           <w:szCs w:val="24"/>
-          <w:lang w:eastAsia="ru-RU"/>
-        </w:rPr>
-        <w:t xml:space="preserve">) - y == </w:t>
-      </w:r>
-      <w:proofErr w:type="spellStart"/>
-      <w:r>
-        <w:rPr>
-          <w:rFonts w:eastAsia="Times New Roman" w:cs="Times New Roman"/>
-          <w:color w:val="00000A"/>
-          <w:szCs w:val="24"/>
-          <w:lang w:eastAsia="ru-RU"/>
-        </w:rPr>
-        <w:t>exp</w:t>
-      </w:r>
-      <w:proofErr w:type="spellEnd"/>
-      <w:r>
-        <w:rPr>
-          <w:rFonts w:eastAsia="Times New Roman" w:cs="Times New Roman"/>
-          <w:color w:val="00000A"/>
-          <w:szCs w:val="24"/>
-          <w:lang w:eastAsia="ru-RU"/>
-        </w:rPr>
-        <w:t>(2*x);</w:t>
+          <w:lang w:val="en-US" w:eastAsia="ru-RU"/>
+        </w:rPr>
+        <w:t>) - y == exp(2*x);</w:t>
       </w:r>
     </w:p>
     <w:p>
@@ -3813,28 +3726,134 @@
           <w:rFonts w:eastAsia="Times New Roman" w:cs="Times New Roman"/>
           <w:color w:val="00000A"/>
           <w:szCs w:val="24"/>
-          <w:lang w:val="en-US" w:eastAsia="ru-RU"/>
-        </w:rPr>
-      </w:pPr>
-      <w:proofErr w:type="spellStart"/>
-      <w:r>
-        <w:rPr>
-          <w:rFonts w:eastAsia="Times New Roman" w:cs="Times New Roman"/>
-          <w:color w:val="00000A"/>
-          <w:szCs w:val="24"/>
-          <w:lang w:val="en-US" w:eastAsia="ru-RU"/>
-        </w:rPr>
-        <w:t>y_sol</w:t>
-      </w:r>
-      <w:proofErr w:type="spellEnd"/>
-      <w:r>
-        <w:rPr>
-          <w:rFonts w:eastAsia="Times New Roman" w:cs="Times New Roman"/>
-          <w:color w:val="00000A"/>
-          <w:szCs w:val="24"/>
-          <w:lang w:val="en-US" w:eastAsia="ru-RU"/>
-        </w:rPr>
-        <w:t xml:space="preserve"> = c*exp(x) + exp(2*x);</w:t>
+          <w:lang w:eastAsia="ru-RU"/>
+        </w:rPr>
+      </w:pPr>
+      <w:r>
+        <w:rPr>
+          <w:rFonts w:eastAsia="Times New Roman" w:cs="Times New Roman"/>
+          <w:color w:val="00000A"/>
+          <w:szCs w:val="24"/>
+          <w:lang w:val="en-US" w:eastAsia="ru-RU"/>
+        </w:rPr>
+        <w:t>y</w:t>
+      </w:r>
+      <w:r>
+        <w:rPr>
+          <w:rFonts w:eastAsia="Times New Roman" w:cs="Times New Roman"/>
+          <w:color w:val="00000A"/>
+          <w:szCs w:val="24"/>
+          <w:lang w:eastAsia="ru-RU"/>
+        </w:rPr>
+        <w:t>_</w:t>
+      </w:r>
+      <w:r>
+        <w:rPr>
+          <w:rFonts w:eastAsia="Times New Roman" w:cs="Times New Roman"/>
+          <w:color w:val="00000A"/>
+          <w:szCs w:val="24"/>
+          <w:lang w:val="en-US" w:eastAsia="ru-RU"/>
+        </w:rPr>
+        <w:t>sol</w:t>
+      </w:r>
+      <w:r>
+        <w:rPr>
+          <w:rFonts w:eastAsia="Times New Roman" w:cs="Times New Roman"/>
+          <w:color w:val="00000A"/>
+          <w:szCs w:val="24"/>
+          <w:lang w:eastAsia="ru-RU"/>
+        </w:rPr>
+        <w:t xml:space="preserve"> = </w:t>
+      </w:r>
+      <w:r>
+        <w:rPr>
+          <w:rFonts w:eastAsia="Times New Roman" w:cs="Times New Roman"/>
+          <w:color w:val="00000A"/>
+          <w:szCs w:val="24"/>
+          <w:lang w:val="en-US" w:eastAsia="ru-RU"/>
+        </w:rPr>
+        <w:t>c</w:t>
+      </w:r>
+      <w:r>
+        <w:rPr>
+          <w:rFonts w:eastAsia="Times New Roman" w:cs="Times New Roman"/>
+          <w:color w:val="00000A"/>
+          <w:szCs w:val="24"/>
+          <w:lang w:eastAsia="ru-RU"/>
+        </w:rPr>
+        <w:t>*</w:t>
+      </w:r>
+      <w:r>
+        <w:rPr>
+          <w:rFonts w:eastAsia="Times New Roman" w:cs="Times New Roman"/>
+          <w:color w:val="00000A"/>
+          <w:szCs w:val="24"/>
+          <w:lang w:val="en-US" w:eastAsia="ru-RU"/>
+        </w:rPr>
+        <w:t>exp</w:t>
+      </w:r>
+      <w:r>
+        <w:rPr>
+          <w:rFonts w:eastAsia="Times New Roman" w:cs="Times New Roman"/>
+          <w:color w:val="00000A"/>
+          <w:szCs w:val="24"/>
+          <w:lang w:eastAsia="ru-RU"/>
+        </w:rPr>
+        <w:t>(</w:t>
+      </w:r>
+      <w:r>
+        <w:rPr>
+          <w:rFonts w:eastAsia="Times New Roman" w:cs="Times New Roman"/>
+          <w:color w:val="00000A"/>
+          <w:szCs w:val="24"/>
+          <w:lang w:val="en-US" w:eastAsia="ru-RU"/>
+        </w:rPr>
+        <w:t>x</w:t>
+      </w:r>
+      <w:r>
+        <w:rPr>
+          <w:rFonts w:eastAsia="Times New Roman" w:cs="Times New Roman"/>
+          <w:color w:val="00000A"/>
+          <w:szCs w:val="24"/>
+          <w:lang w:eastAsia="ru-RU"/>
+        </w:rPr>
+        <w:t xml:space="preserve">) + </w:t>
+      </w:r>
+      <w:r>
+        <w:rPr>
+          <w:rFonts w:eastAsia="Times New Roman" w:cs="Times New Roman"/>
+          <w:color w:val="00000A"/>
+          <w:szCs w:val="24"/>
+          <w:lang w:val="en-US" w:eastAsia="ru-RU"/>
+        </w:rPr>
+        <w:t>exp</w:t>
+      </w:r>
+      <w:r>
+        <w:rPr>
+          <w:rFonts w:eastAsia="Times New Roman" w:cs="Times New Roman"/>
+          <w:color w:val="00000A"/>
+          <w:szCs w:val="24"/>
+          <w:lang w:eastAsia="ru-RU"/>
+        </w:rPr>
+        <w:t>(2*</w:t>
+      </w:r>
+      <w:r>
+        <w:rPr>
+          <w:rFonts w:eastAsia="Times New Roman" w:cs="Times New Roman"/>
+          <w:color w:val="00000A"/>
+          <w:szCs w:val="24"/>
+          <w:lang w:val="en-US" w:eastAsia="ru-RU"/>
+        </w:rPr>
+        <w:t>x</w:t>
+      </w:r>
+      <w:r>
+        <w:rPr>
+          <w:rFonts w:eastAsia="Times New Roman" w:cs="Times New Roman"/>
+          <w:color w:val="00000A"/>
+          <w:szCs w:val="24"/>
+          <w:lang w:eastAsia="ru-RU"/>
+        </w:rPr>
+        <w:t>);</w:t>
       </w:r>
     </w:p>
     <w:p>
@@ -9374,36 +9393,25 @@
           <w:rFonts w:eastAsia="Times New Roman" w:cs="Times New Roman"/>
           <w:color w:val="00000A"/>
           <w:szCs w:val="24"/>
-          <w:lang w:eastAsia="ru-RU"/>
-        </w:rPr>
-      </w:pPr>
-      <w:proofErr w:type="spellStart"/>
-      <w:r>
-        <w:rPr>
-          <w:rFonts w:eastAsia="Times New Roman" w:cs="Times New Roman"/>
-          <w:color w:val="00000A"/>
-          <w:szCs w:val="24"/>
-          <w:lang w:eastAsia="ru-RU"/>
-        </w:rPr>
-        <w:t>interval</w:t>
-      </w:r>
-      <w:proofErr w:type="spellEnd"/>
-      <w:r>
-        <w:rPr>
-          <w:rFonts w:eastAsia="Times New Roman" w:cs="Times New Roman"/>
-          <w:color w:val="00000A"/>
-          <w:szCs w:val="24"/>
-          <w:lang w:eastAsia="ru-RU"/>
-        </w:rPr>
-        <w:t xml:space="preserve"> = [x0, </w:t>
-      </w:r>
-      <w:proofErr w:type="spellStart"/>
-      <w:r>
-        <w:rPr>
-          <w:rFonts w:eastAsia="Times New Roman" w:cs="Times New Roman"/>
-          <w:color w:val="00000A"/>
-          <w:szCs w:val="24"/>
-          <w:lang w:eastAsia="ru-RU"/>
+          <w:lang w:val="en-US" w:eastAsia="ru-RU"/>
+        </w:rPr>
+      </w:pPr>
+      <w:r>
+        <w:rPr>
+          <w:rFonts w:eastAsia="Times New Roman" w:cs="Times New Roman"/>
+          <w:color w:val="00000A"/>
+          <w:szCs w:val="24"/>
+          <w:lang w:val="en-US" w:eastAsia="ru-RU"/>
+        </w:rPr>
+        <w:t xml:space="preserve">interval = [x0, </w:t>
+      </w:r>
+      <w:proofErr w:type="spellStart"/>
+      <w:r>
+        <w:rPr>
+          <w:rFonts w:eastAsia="Times New Roman" w:cs="Times New Roman"/>
+          <w:color w:val="00000A"/>
+          <w:szCs w:val="24"/>
+          <w:lang w:val="en-US" w:eastAsia="ru-RU"/>
         </w:rPr>
         <w:t>xn</w:t>
       </w:r>
@@ -9413,7 +9421,7 @@
           <w:rFonts w:eastAsia="Times New Roman" w:cs="Times New Roman"/>
           <w:color w:val="00000A"/>
           <w:szCs w:val="24"/>
-          <w:lang w:eastAsia="ru-RU"/>
+          <w:lang w:val="en-US" w:eastAsia="ru-RU"/>
         </w:rPr>
         <w:t>];</w:t>
       </w:r>
@@ -9427,20 +9435,20 @@
           <w:rFonts w:eastAsia="Times New Roman" w:cs="Times New Roman"/>
           <w:color w:val="00000A"/>
           <w:szCs w:val="24"/>
-          <w:lang w:eastAsia="ru-RU"/>
-        </w:rPr>
-      </w:pPr>
-    </w:p>
-    <w:p>
-      <w:pPr>
-        <w:suppressAutoHyphens/>
-        <w:spacing w:after="200" w:line="240" w:lineRule="auto"/>
-        <w:ind w:firstLine="0"/>
-        <w:rPr>
-          <w:rFonts w:eastAsia="Times New Roman" w:cs="Times New Roman"/>
-          <w:color w:val="00000A"/>
-          <w:szCs w:val="24"/>
-          <w:lang w:eastAsia="ru-RU"/>
+          <w:lang w:val="en-US" w:eastAsia="ru-RU"/>
+        </w:rPr>
+      </w:pPr>
+    </w:p>
+    <w:p>
+      <w:pPr>
+        <w:suppressAutoHyphens/>
+        <w:spacing w:after="200" w:line="240" w:lineRule="auto"/>
+        <w:ind w:firstLine="0"/>
+        <w:rPr>
+          <w:rFonts w:eastAsia="Times New Roman" w:cs="Times New Roman"/>
+          <w:color w:val="00000A"/>
+          <w:szCs w:val="24"/>
+          <w:lang w:val="en-US" w:eastAsia="ru-RU"/>
         </w:rPr>
       </w:pPr>
       <w:r>
@@ -9450,11 +9458,10 @@
           <w:iCs/>
           <w:color w:val="00000A"/>
           <w:szCs w:val="24"/>
-          <w:lang w:eastAsia="ru-RU"/>
-        </w:rPr>
-        <w:t xml:space="preserve">% ode45 (Рунге-Кутта </w:t>
-      </w:r>
-      <w:proofErr w:type="gramStart"/>
+          <w:lang w:val="en-US" w:eastAsia="ru-RU"/>
+        </w:rPr>
+        <w:t>% ode45 (</w:t>
+      </w:r>
       <w:r>
         <w:rPr>
           <w:rFonts w:eastAsia="Times New Roman" w:cs="Times New Roman"/>
@@ -9464,9 +9471,8 @@
           <w:szCs w:val="24"/>
           <w:lang w:eastAsia="ru-RU"/>
         </w:rPr>
-        <w:t>4-5</w:t>
-      </w:r>
-      <w:proofErr w:type="gramEnd"/>
+        <w:t>Рунге</w:t>
+      </w:r>
       <w:r>
         <w:rPr>
           <w:rFonts w:eastAsia="Times New Roman" w:cs="Times New Roman"/>
@@ -9474,58 +9480,10 @@
           <w:iCs/>
           <w:color w:val="00000A"/>
           <w:szCs w:val="24"/>
-          <w:lang w:eastAsia="ru-RU"/>
-        </w:rPr>
-        <w:t xml:space="preserve"> порядка)</w:t>
-      </w:r>
-    </w:p>
-    <w:p>
-      <w:pPr>
-        <w:suppressAutoHyphens/>
-        <w:spacing w:after="200" w:line="240" w:lineRule="auto"/>
-        <w:ind w:firstLine="0"/>
-        <w:rPr>
-          <w:rFonts w:eastAsia="Times New Roman" w:cs="Times New Roman"/>
-          <w:color w:val="00000A"/>
-          <w:szCs w:val="24"/>
-          <w:lang w:val="en-US" w:eastAsia="ru-RU"/>
-        </w:rPr>
-      </w:pPr>
-      <w:r>
-        <w:rPr>
-          <w:rFonts w:eastAsia="Times New Roman" w:cs="Times New Roman"/>
-          <w:color w:val="00000A"/>
-          <w:szCs w:val="24"/>
-          <w:lang w:val="en-US" w:eastAsia="ru-RU"/>
-        </w:rPr>
-        <w:t>[x45, y45] = ode45(f, interval, y0);</w:t>
-      </w:r>
-    </w:p>
-    <w:p>
-      <w:pPr>
-        <w:suppressAutoHyphens/>
-        <w:spacing w:after="200" w:line="240" w:lineRule="auto"/>
-        <w:ind w:firstLine="0"/>
-        <w:rPr>
-          <w:rFonts w:eastAsia="Times New Roman" w:cs="Times New Roman"/>
-          <w:color w:val="00000A"/>
-          <w:szCs w:val="24"/>
-          <w:lang w:val="en-US" w:eastAsia="ru-RU"/>
-        </w:rPr>
-      </w:pPr>
-    </w:p>
-    <w:p>
-      <w:pPr>
-        <w:suppressAutoHyphens/>
-        <w:spacing w:after="200" w:line="240" w:lineRule="auto"/>
-        <w:ind w:firstLine="0"/>
-        <w:rPr>
-          <w:rFonts w:eastAsia="Times New Roman" w:cs="Times New Roman"/>
-          <w:color w:val="00000A"/>
-          <w:szCs w:val="24"/>
-          <w:lang w:val="en-US" w:eastAsia="ru-RU"/>
-        </w:rPr>
-      </w:pPr>
+          <w:lang w:val="en-US" w:eastAsia="ru-RU"/>
+        </w:rPr>
+        <w:t>-</w:t>
+      </w:r>
       <w:r>
         <w:rPr>
           <w:rFonts w:eastAsia="Times New Roman" w:cs="Times New Roman"/>
@@ -9533,9 +9491,9 @@
           <w:iCs/>
           <w:color w:val="00000A"/>
           <w:szCs w:val="24"/>
-          <w:lang w:val="en-US" w:eastAsia="ru-RU"/>
-        </w:rPr>
-        <w:t>% ode23 (</w:t>
+          <w:lang w:eastAsia="ru-RU"/>
+        </w:rPr>
+        <w:t>Кутта</w:t>
       </w:r>
       <w:r>
         <w:rPr>
@@ -9544,9 +9502,9 @@
           <w:iCs/>
           <w:color w:val="00000A"/>
           <w:szCs w:val="24"/>
-          <w:lang w:eastAsia="ru-RU"/>
-        </w:rPr>
-        <w:t>Рунге</w:t>
+          <w:lang w:val="en-US" w:eastAsia="ru-RU"/>
+        </w:rPr>
+        <w:t xml:space="preserve"> 4-5 </w:t>
       </w:r>
       <w:r>
         <w:rPr>
@@ -9555,9 +9513,9 @@
           <w:iCs/>
           <w:color w:val="00000A"/>
           <w:szCs w:val="24"/>
-          <w:lang w:val="en-US" w:eastAsia="ru-RU"/>
-        </w:rPr>
-        <w:t>-</w:t>
+          <w:lang w:eastAsia="ru-RU"/>
+        </w:rPr>
+        <w:t>порядка</w:t>
       </w:r>
       <w:r>
         <w:rPr>
@@ -9566,10 +9524,58 @@
           <w:iCs/>
           <w:color w:val="00000A"/>
           <w:szCs w:val="24"/>
-          <w:lang w:eastAsia="ru-RU"/>
-        </w:rPr>
-        <w:t>Кутта</w:t>
-      </w:r>
+          <w:lang w:val="en-US" w:eastAsia="ru-RU"/>
+        </w:rPr>
+        <w:t>)</w:t>
+      </w:r>
+    </w:p>
+    <w:p>
+      <w:pPr>
+        <w:suppressAutoHyphens/>
+        <w:spacing w:after="200" w:line="240" w:lineRule="auto"/>
+        <w:ind w:firstLine="0"/>
+        <w:rPr>
+          <w:rFonts w:eastAsia="Times New Roman" w:cs="Times New Roman"/>
+          <w:color w:val="00000A"/>
+          <w:szCs w:val="24"/>
+          <w:lang w:val="en-US" w:eastAsia="ru-RU"/>
+        </w:rPr>
+      </w:pPr>
+      <w:r>
+        <w:rPr>
+          <w:rFonts w:eastAsia="Times New Roman" w:cs="Times New Roman"/>
+          <w:color w:val="00000A"/>
+          <w:szCs w:val="24"/>
+          <w:lang w:val="en-US" w:eastAsia="ru-RU"/>
+        </w:rPr>
+        <w:t>[x45, y45] = ode45(f, interval, y0);</w:t>
+      </w:r>
+    </w:p>
+    <w:p>
+      <w:pPr>
+        <w:suppressAutoHyphens/>
+        <w:spacing w:after="200" w:line="240" w:lineRule="auto"/>
+        <w:ind w:firstLine="0"/>
+        <w:rPr>
+          <w:rFonts w:eastAsia="Times New Roman" w:cs="Times New Roman"/>
+          <w:color w:val="00000A"/>
+          <w:szCs w:val="24"/>
+          <w:lang w:val="en-US" w:eastAsia="ru-RU"/>
+        </w:rPr>
+      </w:pPr>
+    </w:p>
+    <w:p>
+      <w:pPr>
+        <w:suppressAutoHyphens/>
+        <w:spacing w:after="200" w:line="240" w:lineRule="auto"/>
+        <w:ind w:firstLine="0"/>
+        <w:rPr>
+          <w:rFonts w:eastAsia="Times New Roman" w:cs="Times New Roman"/>
+          <w:color w:val="00000A"/>
+          <w:szCs w:val="24"/>
+          <w:lang w:val="en-US" w:eastAsia="ru-RU"/>
+        </w:rPr>
+      </w:pPr>
       <w:r>
         <w:rPr>
           <w:rFonts w:eastAsia="Times New Roman" w:cs="Times New Roman"/>
@@ -9579,7 +9585,7 @@
           <w:szCs w:val="24"/>
           <w:lang w:val="en-US" w:eastAsia="ru-RU"/>
         </w:rPr>
-        <w:t xml:space="preserve"> 2-3 </w:t>
+        <w:t>% ode23 (</w:t>
       </w:r>
       <w:r>
         <w:rPr>
@@ -9590,7 +9596,7 @@
           <w:szCs w:val="24"/>
           <w:lang w:eastAsia="ru-RU"/>
         </w:rPr>
-        <w:t>порядка</w:t>
+        <w:t>Рунге</w:t>
       </w:r>
       <w:r>
         <w:rPr>
@@ -9601,56 +9607,8 @@
           <w:szCs w:val="24"/>
           <w:lang w:val="en-US" w:eastAsia="ru-RU"/>
         </w:rPr>
-        <w:t>)</w:t>
-      </w:r>
-    </w:p>
-    <w:p>
-      <w:pPr>
-        <w:suppressAutoHyphens/>
-        <w:spacing w:after="200" w:line="240" w:lineRule="auto"/>
-        <w:ind w:firstLine="0"/>
-        <w:rPr>
-          <w:rFonts w:eastAsia="Times New Roman" w:cs="Times New Roman"/>
-          <w:color w:val="00000A"/>
-          <w:szCs w:val="24"/>
-          <w:lang w:val="en-US" w:eastAsia="ru-RU"/>
-        </w:rPr>
-      </w:pPr>
-      <w:r>
-        <w:rPr>
-          <w:rFonts w:eastAsia="Times New Roman" w:cs="Times New Roman"/>
-          <w:color w:val="00000A"/>
-          <w:szCs w:val="24"/>
-          <w:lang w:val="en-US" w:eastAsia="ru-RU"/>
-        </w:rPr>
-        <w:t>[x23, y23] = ode23(f, interval, y0);</w:t>
-      </w:r>
-    </w:p>
-    <w:p>
-      <w:pPr>
-        <w:suppressAutoHyphens/>
-        <w:spacing w:after="200" w:line="240" w:lineRule="auto"/>
-        <w:ind w:firstLine="0"/>
-        <w:rPr>
-          <w:rFonts w:eastAsia="Times New Roman" w:cs="Times New Roman"/>
-          <w:color w:val="00000A"/>
-          <w:szCs w:val="24"/>
-          <w:lang w:val="en-US" w:eastAsia="ru-RU"/>
-        </w:rPr>
-      </w:pPr>
-    </w:p>
-    <w:p>
-      <w:pPr>
-        <w:suppressAutoHyphens/>
-        <w:spacing w:after="200" w:line="240" w:lineRule="auto"/>
-        <w:ind w:firstLine="0"/>
-        <w:rPr>
-          <w:rFonts w:eastAsia="Times New Roman" w:cs="Times New Roman"/>
-          <w:color w:val="00000A"/>
-          <w:szCs w:val="24"/>
-          <w:lang w:val="en-US" w:eastAsia="ru-RU"/>
-        </w:rPr>
-      </w:pPr>
+        <w:t>-</w:t>
+      </w:r>
       <w:r>
         <w:rPr>
           <w:rFonts w:eastAsia="Times New Roman" w:cs="Times New Roman"/>
@@ -9658,9 +9616,9 @@
           <w:iCs/>
           <w:color w:val="00000A"/>
           <w:szCs w:val="24"/>
-          <w:lang w:val="en-US" w:eastAsia="ru-RU"/>
-        </w:rPr>
-        <w:t>% ode113 (</w:t>
+          <w:lang w:eastAsia="ru-RU"/>
+        </w:rPr>
+        <w:t>Кутта</w:t>
       </w:r>
       <w:r>
         <w:rPr>
@@ -9669,9 +9627,9 @@
           <w:iCs/>
           <w:color w:val="00000A"/>
           <w:szCs w:val="24"/>
-          <w:lang w:eastAsia="ru-RU"/>
-        </w:rPr>
-        <w:t>метод</w:t>
+          <w:lang w:val="en-US" w:eastAsia="ru-RU"/>
+        </w:rPr>
+        <w:t xml:space="preserve"> 2-3 </w:t>
       </w:r>
       <w:r>
         <w:rPr>
@@ -9680,9 +9638,9 @@
           <w:iCs/>
           <w:color w:val="00000A"/>
           <w:szCs w:val="24"/>
-          <w:lang w:val="en-US" w:eastAsia="ru-RU"/>
-        </w:rPr>
-        <w:t xml:space="preserve"> </w:t>
+          <w:lang w:eastAsia="ru-RU"/>
+        </w:rPr>
+        <w:t>порядка</w:t>
       </w:r>
       <w:r>
         <w:rPr>
@@ -9691,10 +9649,58 @@
           <w:iCs/>
           <w:color w:val="00000A"/>
           <w:szCs w:val="24"/>
-          <w:lang w:eastAsia="ru-RU"/>
-        </w:rPr>
-        <w:t>Адамса</w:t>
-      </w:r>
+          <w:lang w:val="en-US" w:eastAsia="ru-RU"/>
+        </w:rPr>
+        <w:t>)</w:t>
+      </w:r>
+    </w:p>
+    <w:p>
+      <w:pPr>
+        <w:suppressAutoHyphens/>
+        <w:spacing w:after="200" w:line="240" w:lineRule="auto"/>
+        <w:ind w:firstLine="0"/>
+        <w:rPr>
+          <w:rFonts w:eastAsia="Times New Roman" w:cs="Times New Roman"/>
+          <w:color w:val="00000A"/>
+          <w:szCs w:val="24"/>
+          <w:lang w:val="en-US" w:eastAsia="ru-RU"/>
+        </w:rPr>
+      </w:pPr>
+      <w:r>
+        <w:rPr>
+          <w:rFonts w:eastAsia="Times New Roman" w:cs="Times New Roman"/>
+          <w:color w:val="00000A"/>
+          <w:szCs w:val="24"/>
+          <w:lang w:val="en-US" w:eastAsia="ru-RU"/>
+        </w:rPr>
+        <w:t>[x23, y23] = ode23(f, interval, y0);</w:t>
+      </w:r>
+    </w:p>
+    <w:p>
+      <w:pPr>
+        <w:suppressAutoHyphens/>
+        <w:spacing w:after="200" w:line="240" w:lineRule="auto"/>
+        <w:ind w:firstLine="0"/>
+        <w:rPr>
+          <w:rFonts w:eastAsia="Times New Roman" w:cs="Times New Roman"/>
+          <w:color w:val="00000A"/>
+          <w:szCs w:val="24"/>
+          <w:lang w:val="en-US" w:eastAsia="ru-RU"/>
+        </w:rPr>
+      </w:pPr>
+    </w:p>
+    <w:p>
+      <w:pPr>
+        <w:suppressAutoHyphens/>
+        <w:spacing w:after="200" w:line="240" w:lineRule="auto"/>
+        <w:ind w:firstLine="0"/>
+        <w:rPr>
+          <w:rFonts w:eastAsia="Times New Roman" w:cs="Times New Roman"/>
+          <w:color w:val="00000A"/>
+          <w:szCs w:val="24"/>
+          <w:lang w:val="en-US" w:eastAsia="ru-RU"/>
+        </w:rPr>
+      </w:pPr>
       <w:r>
         <w:rPr>
           <w:rFonts w:eastAsia="Times New Roman" w:cs="Times New Roman"/>
@@ -9704,56 +9710,8 @@
           <w:szCs w:val="24"/>
           <w:lang w:val="en-US" w:eastAsia="ru-RU"/>
         </w:rPr>
-        <w:t>)</w:t>
-      </w:r>
-    </w:p>
-    <w:p>
-      <w:pPr>
-        <w:suppressAutoHyphens/>
-        <w:spacing w:after="200" w:line="240" w:lineRule="auto"/>
-        <w:ind w:firstLine="0"/>
-        <w:rPr>
-          <w:rFonts w:eastAsia="Times New Roman" w:cs="Times New Roman"/>
-          <w:color w:val="00000A"/>
-          <w:szCs w:val="24"/>
-          <w:lang w:val="en-US" w:eastAsia="ru-RU"/>
-        </w:rPr>
-      </w:pPr>
-      <w:r>
-        <w:rPr>
-          <w:rFonts w:eastAsia="Times New Roman" w:cs="Times New Roman"/>
-          <w:color w:val="00000A"/>
-          <w:szCs w:val="24"/>
-          <w:lang w:val="en-US" w:eastAsia="ru-RU"/>
-        </w:rPr>
-        <w:t>[x113, y113] = ode113(f, interval, y0);</w:t>
-      </w:r>
-    </w:p>
-    <w:p>
-      <w:pPr>
-        <w:suppressAutoHyphens/>
-        <w:spacing w:after="200" w:line="240" w:lineRule="auto"/>
-        <w:ind w:firstLine="0"/>
-        <w:rPr>
-          <w:rFonts w:eastAsia="Times New Roman" w:cs="Times New Roman"/>
-          <w:color w:val="00000A"/>
-          <w:szCs w:val="24"/>
-          <w:lang w:val="en-US" w:eastAsia="ru-RU"/>
-        </w:rPr>
-      </w:pPr>
-    </w:p>
-    <w:p>
-      <w:pPr>
-        <w:suppressAutoHyphens/>
-        <w:spacing w:after="200" w:line="240" w:lineRule="auto"/>
-        <w:ind w:firstLine="0"/>
-        <w:rPr>
-          <w:rFonts w:eastAsia="Times New Roman" w:cs="Times New Roman"/>
-          <w:color w:val="00000A"/>
-          <w:szCs w:val="24"/>
-          <w:lang w:eastAsia="ru-RU"/>
-        </w:rPr>
-      </w:pPr>
+        <w:t>% ode113 (</w:t>
+      </w:r>
       <w:r>
         <w:rPr>
           <w:rFonts w:eastAsia="Times New Roman" w:cs="Times New Roman"/>
@@ -9763,56 +9721,8 @@
           <w:szCs w:val="24"/>
           <w:lang w:eastAsia="ru-RU"/>
         </w:rPr>
-        <w:t>% ode15s (метод Гира для жестких систем)</w:t>
-      </w:r>
-    </w:p>
-    <w:p>
-      <w:pPr>
-        <w:suppressAutoHyphens/>
-        <w:spacing w:after="200" w:line="240" w:lineRule="auto"/>
-        <w:ind w:firstLine="0"/>
-        <w:rPr>
-          <w:rFonts w:eastAsia="Times New Roman" w:cs="Times New Roman"/>
-          <w:color w:val="00000A"/>
-          <w:szCs w:val="24"/>
-          <w:lang w:val="en-US" w:eastAsia="ru-RU"/>
-        </w:rPr>
-      </w:pPr>
-      <w:r>
-        <w:rPr>
-          <w:rFonts w:eastAsia="Times New Roman" w:cs="Times New Roman"/>
-          <w:color w:val="00000A"/>
-          <w:szCs w:val="24"/>
-          <w:lang w:val="en-US" w:eastAsia="ru-RU"/>
-        </w:rPr>
-        <w:t>[x15s, y15s] = ode15s(f, interval, y0);</w:t>
-      </w:r>
-    </w:p>
-    <w:p>
-      <w:pPr>
-        <w:suppressAutoHyphens/>
-        <w:spacing w:after="200" w:line="240" w:lineRule="auto"/>
-        <w:ind w:firstLine="0"/>
-        <w:rPr>
-          <w:rFonts w:eastAsia="Times New Roman" w:cs="Times New Roman"/>
-          <w:color w:val="00000A"/>
-          <w:szCs w:val="24"/>
-          <w:lang w:val="en-US" w:eastAsia="ru-RU"/>
-        </w:rPr>
-      </w:pPr>
-    </w:p>
-    <w:p>
-      <w:pPr>
-        <w:suppressAutoHyphens/>
-        <w:spacing w:after="200" w:line="240" w:lineRule="auto"/>
-        <w:ind w:firstLine="0"/>
-        <w:rPr>
-          <w:rFonts w:eastAsia="Times New Roman" w:cs="Times New Roman"/>
-          <w:color w:val="00000A"/>
-          <w:szCs w:val="24"/>
-          <w:lang w:val="en-US" w:eastAsia="ru-RU"/>
-        </w:rPr>
-      </w:pPr>
+        <w:t>метод</w:t>
+      </w:r>
       <w:r>
         <w:rPr>
           <w:rFonts w:eastAsia="Times New Roman" w:cs="Times New Roman"/>
@@ -9822,7 +9732,7 @@
           <w:szCs w:val="24"/>
           <w:lang w:val="en-US" w:eastAsia="ru-RU"/>
         </w:rPr>
-        <w:t>% ode23s (</w:t>
+        <w:t xml:space="preserve"> </w:t>
       </w:r>
       <w:r>
         <w:rPr>
@@ -9833,7 +9743,7 @@
           <w:szCs w:val="24"/>
           <w:lang w:eastAsia="ru-RU"/>
         </w:rPr>
-        <w:t>метод</w:t>
+        <w:t>Адамса</w:t>
       </w:r>
       <w:r>
         <w:rPr>
@@ -9844,9 +9754,56 @@
           <w:szCs w:val="24"/>
           <w:lang w:val="en-US" w:eastAsia="ru-RU"/>
         </w:rPr>
-        <w:t xml:space="preserve"> </w:t>
-      </w:r>
-      <w:proofErr w:type="spellStart"/>
+        <w:t>)</w:t>
+      </w:r>
+    </w:p>
+    <w:p>
+      <w:pPr>
+        <w:suppressAutoHyphens/>
+        <w:spacing w:after="200" w:line="240" w:lineRule="auto"/>
+        <w:ind w:firstLine="0"/>
+        <w:rPr>
+          <w:rFonts w:eastAsia="Times New Roman" w:cs="Times New Roman"/>
+          <w:color w:val="00000A"/>
+          <w:szCs w:val="24"/>
+          <w:lang w:val="en-US" w:eastAsia="ru-RU"/>
+        </w:rPr>
+      </w:pPr>
+      <w:r>
+        <w:rPr>
+          <w:rFonts w:eastAsia="Times New Roman" w:cs="Times New Roman"/>
+          <w:color w:val="00000A"/>
+          <w:szCs w:val="24"/>
+          <w:lang w:val="en-US" w:eastAsia="ru-RU"/>
+        </w:rPr>
+        <w:t>[x113, y113] = ode113(f, interval, y0);</w:t>
+      </w:r>
+    </w:p>
+    <w:p>
+      <w:pPr>
+        <w:suppressAutoHyphens/>
+        <w:spacing w:after="200" w:line="240" w:lineRule="auto"/>
+        <w:ind w:firstLine="0"/>
+        <w:rPr>
+          <w:rFonts w:eastAsia="Times New Roman" w:cs="Times New Roman"/>
+          <w:color w:val="00000A"/>
+          <w:szCs w:val="24"/>
+          <w:lang w:val="en-US" w:eastAsia="ru-RU"/>
+        </w:rPr>
+      </w:pPr>
+    </w:p>
+    <w:p>
+      <w:pPr>
+        <w:suppressAutoHyphens/>
+        <w:spacing w:after="200" w:line="240" w:lineRule="auto"/>
+        <w:ind w:firstLine="0"/>
+        <w:rPr>
+          <w:rFonts w:eastAsia="Times New Roman" w:cs="Times New Roman"/>
+          <w:color w:val="00000A"/>
+          <w:szCs w:val="24"/>
+          <w:lang w:eastAsia="ru-RU"/>
+        </w:rPr>
+      </w:pPr>
       <w:r>
         <w:rPr>
           <w:rFonts w:eastAsia="Times New Roman" w:cs="Times New Roman"/>
@@ -9856,9 +9813,56 @@
           <w:szCs w:val="24"/>
           <w:lang w:eastAsia="ru-RU"/>
         </w:rPr>
-        <w:t>Розенброка</w:t>
-      </w:r>
-      <w:proofErr w:type="spellEnd"/>
+        <w:t>% ode15s (метод Гира для жестких систем)</w:t>
+      </w:r>
+    </w:p>
+    <w:p>
+      <w:pPr>
+        <w:suppressAutoHyphens/>
+        <w:spacing w:after="200" w:line="240" w:lineRule="auto"/>
+        <w:ind w:firstLine="0"/>
+        <w:rPr>
+          <w:rFonts w:eastAsia="Times New Roman" w:cs="Times New Roman"/>
+          <w:color w:val="00000A"/>
+          <w:szCs w:val="24"/>
+          <w:lang w:val="en-US" w:eastAsia="ru-RU"/>
+        </w:rPr>
+      </w:pPr>
+      <w:r>
+        <w:rPr>
+          <w:rFonts w:eastAsia="Times New Roman" w:cs="Times New Roman"/>
+          <w:color w:val="00000A"/>
+          <w:szCs w:val="24"/>
+          <w:lang w:val="en-US" w:eastAsia="ru-RU"/>
+        </w:rPr>
+        <w:t>[x15s, y15s] = ode15s(f, interval, y0);</w:t>
+      </w:r>
+    </w:p>
+    <w:p>
+      <w:pPr>
+        <w:suppressAutoHyphens/>
+        <w:spacing w:after="200" w:line="240" w:lineRule="auto"/>
+        <w:ind w:firstLine="0"/>
+        <w:rPr>
+          <w:rFonts w:eastAsia="Times New Roman" w:cs="Times New Roman"/>
+          <w:color w:val="00000A"/>
+          <w:szCs w:val="24"/>
+          <w:lang w:val="en-US" w:eastAsia="ru-RU"/>
+        </w:rPr>
+      </w:pPr>
+    </w:p>
+    <w:p>
+      <w:pPr>
+        <w:suppressAutoHyphens/>
+        <w:spacing w:after="200" w:line="240" w:lineRule="auto"/>
+        <w:ind w:firstLine="0"/>
+        <w:rPr>
+          <w:rFonts w:eastAsia="Times New Roman" w:cs="Times New Roman"/>
+          <w:color w:val="00000A"/>
+          <w:szCs w:val="24"/>
+          <w:lang w:val="en-US" w:eastAsia="ru-RU"/>
+        </w:rPr>
+      </w:pPr>
       <w:r>
         <w:rPr>
           <w:rFonts w:eastAsia="Times New Roman" w:cs="Times New Roman"/>
@@ -9868,56 +9872,8 @@
           <w:szCs w:val="24"/>
           <w:lang w:val="en-US" w:eastAsia="ru-RU"/>
         </w:rPr>
-        <w:t>)</w:t>
-      </w:r>
-    </w:p>
-    <w:p>
-      <w:pPr>
-        <w:suppressAutoHyphens/>
-        <w:spacing w:after="200" w:line="240" w:lineRule="auto"/>
-        <w:ind w:firstLine="0"/>
-        <w:rPr>
-          <w:rFonts w:eastAsia="Times New Roman" w:cs="Times New Roman"/>
-          <w:color w:val="00000A"/>
-          <w:szCs w:val="24"/>
-          <w:lang w:val="en-US" w:eastAsia="ru-RU"/>
-        </w:rPr>
-      </w:pPr>
-      <w:r>
-        <w:rPr>
-          <w:rFonts w:eastAsia="Times New Roman" w:cs="Times New Roman"/>
-          <w:color w:val="00000A"/>
-          <w:szCs w:val="24"/>
-          <w:lang w:val="en-US" w:eastAsia="ru-RU"/>
-        </w:rPr>
-        <w:t>[x23s, y23s] = ode23s(f, interval, y0);</w:t>
-      </w:r>
-    </w:p>
-    <w:p>
-      <w:pPr>
-        <w:suppressAutoHyphens/>
-        <w:spacing w:after="200" w:line="240" w:lineRule="auto"/>
-        <w:ind w:firstLine="0"/>
-        <w:rPr>
-          <w:rFonts w:eastAsia="Times New Roman" w:cs="Times New Roman"/>
-          <w:color w:val="00000A"/>
-          <w:szCs w:val="24"/>
-          <w:lang w:val="en-US" w:eastAsia="ru-RU"/>
-        </w:rPr>
-      </w:pPr>
-    </w:p>
-    <w:p>
-      <w:pPr>
-        <w:suppressAutoHyphens/>
-        <w:spacing w:after="200" w:line="240" w:lineRule="auto"/>
-        <w:ind w:firstLine="0"/>
-        <w:rPr>
-          <w:rFonts w:eastAsia="Times New Roman" w:cs="Times New Roman"/>
-          <w:color w:val="00000A"/>
-          <w:szCs w:val="24"/>
-          <w:lang w:val="en-US" w:eastAsia="ru-RU"/>
-        </w:rPr>
-      </w:pPr>
+        <w:t>% ode23s (</w:t>
+      </w:r>
       <w:r>
         <w:rPr>
           <w:rFonts w:eastAsia="Times New Roman" w:cs="Times New Roman"/>
@@ -9925,6 +9881,100 @@
           <w:iCs/>
           <w:color w:val="00000A"/>
           <w:szCs w:val="24"/>
+          <w:lang w:eastAsia="ru-RU"/>
+        </w:rPr>
+        <w:t>метод</w:t>
+      </w:r>
+      <w:r>
+        <w:rPr>
+          <w:rFonts w:eastAsia="Times New Roman" w:cs="Times New Roman"/>
+          <w:i/>
+          <w:iCs/>
+          <w:color w:val="00000A"/>
+          <w:szCs w:val="24"/>
+          <w:lang w:val="en-US" w:eastAsia="ru-RU"/>
+        </w:rPr>
+        <w:t xml:space="preserve"> </w:t>
+      </w:r>
+      <w:proofErr w:type="spellStart"/>
+      <w:r>
+        <w:rPr>
+          <w:rFonts w:eastAsia="Times New Roman" w:cs="Times New Roman"/>
+          <w:i/>
+          <w:iCs/>
+          <w:color w:val="00000A"/>
+          <w:szCs w:val="24"/>
+          <w:lang w:eastAsia="ru-RU"/>
+        </w:rPr>
+        <w:t>Розенброка</w:t>
+      </w:r>
+      <w:proofErr w:type="spellEnd"/>
+      <w:r>
+        <w:rPr>
+          <w:rFonts w:eastAsia="Times New Roman" w:cs="Times New Roman"/>
+          <w:i/>
+          <w:iCs/>
+          <w:color w:val="00000A"/>
+          <w:szCs w:val="24"/>
+          <w:lang w:val="en-US" w:eastAsia="ru-RU"/>
+        </w:rPr>
+        <w:t>)</w:t>
+      </w:r>
+    </w:p>
+    <w:p>
+      <w:pPr>
+        <w:suppressAutoHyphens/>
+        <w:spacing w:after="200" w:line="240" w:lineRule="auto"/>
+        <w:ind w:firstLine="0"/>
+        <w:rPr>
+          <w:rFonts w:eastAsia="Times New Roman" w:cs="Times New Roman"/>
+          <w:color w:val="00000A"/>
+          <w:szCs w:val="24"/>
+          <w:lang w:val="en-US" w:eastAsia="ru-RU"/>
+        </w:rPr>
+      </w:pPr>
+      <w:r>
+        <w:rPr>
+          <w:rFonts w:eastAsia="Times New Roman" w:cs="Times New Roman"/>
+          <w:color w:val="00000A"/>
+          <w:szCs w:val="24"/>
+          <w:lang w:val="en-US" w:eastAsia="ru-RU"/>
+        </w:rPr>
+        <w:t>[x23s, y23s] = ode23s(f, interval, y0);</w:t>
+      </w:r>
+    </w:p>
+    <w:p>
+      <w:pPr>
+        <w:suppressAutoHyphens/>
+        <w:spacing w:after="200" w:line="240" w:lineRule="auto"/>
+        <w:ind w:firstLine="0"/>
+        <w:rPr>
+          <w:rFonts w:eastAsia="Times New Roman" w:cs="Times New Roman"/>
+          <w:color w:val="00000A"/>
+          <w:szCs w:val="24"/>
+          <w:lang w:val="en-US" w:eastAsia="ru-RU"/>
+        </w:rPr>
+      </w:pPr>
+    </w:p>
+    <w:p>
+      <w:pPr>
+        <w:suppressAutoHyphens/>
+        <w:spacing w:after="200" w:line="240" w:lineRule="auto"/>
+        <w:ind w:firstLine="0"/>
+        <w:rPr>
+          <w:rFonts w:eastAsia="Times New Roman" w:cs="Times New Roman"/>
+          <w:color w:val="00000A"/>
+          <w:szCs w:val="24"/>
+          <w:lang w:val="en-US" w:eastAsia="ru-RU"/>
+        </w:rPr>
+      </w:pPr>
+      <w:r>
+        <w:rPr>
+          <w:rFonts w:eastAsia="Times New Roman" w:cs="Times New Roman"/>
+          <w:i/>
+          <w:iCs/>
+          <w:color w:val="00000A"/>
+          <w:szCs w:val="24"/>
           <w:lang w:val="en-US" w:eastAsia="ru-RU"/>
         </w:rPr>
         <w:lastRenderedPageBreak/>
@@ -10654,29 +10704,18 @@
           <w:rFonts w:eastAsia="Times New Roman" w:cs="Times New Roman"/>
           <w:color w:val="00000A"/>
           <w:szCs w:val="24"/>
-          <w:lang w:eastAsia="ru-RU"/>
-        </w:rPr>
-      </w:pPr>
-      <w:proofErr w:type="spellStart"/>
+          <w:lang w:val="en-US" w:eastAsia="ru-RU"/>
+        </w:rPr>
+      </w:pPr>
       <w:proofErr w:type="gramStart"/>
       <w:r>
         <w:rPr>
           <w:rFonts w:eastAsia="Times New Roman" w:cs="Times New Roman"/>
           <w:color w:val="00000A"/>
           <w:szCs w:val="24"/>
-          <w:lang w:eastAsia="ru-RU"/>
-        </w:rPr>
-        <w:t>plot</w:t>
-      </w:r>
-      <w:proofErr w:type="spellEnd"/>
-      <w:r>
-        <w:rPr>
-          <w:rFonts w:eastAsia="Times New Roman" w:cs="Times New Roman"/>
-          <w:color w:val="00000A"/>
-          <w:szCs w:val="24"/>
-          <w:lang w:eastAsia="ru-RU"/>
-        </w:rPr>
-        <w:t>(</w:t>
+          <w:lang w:val="en-US" w:eastAsia="ru-RU"/>
+        </w:rPr>
+        <w:t>plot(</w:t>
       </w:r>
       <w:proofErr w:type="spellStart"/>
       <w:proofErr w:type="gramEnd"/>
@@ -10685,7 +10724,7 @@
           <w:rFonts w:eastAsia="Times New Roman" w:cs="Times New Roman"/>
           <w:color w:val="00000A"/>
           <w:szCs w:val="24"/>
-          <w:lang w:eastAsia="ru-RU"/>
+          <w:lang w:val="en-US" w:eastAsia="ru-RU"/>
         </w:rPr>
         <w:t>x_exact</w:t>
       </w:r>
@@ -10695,7 +10734,7 @@
           <w:rFonts w:eastAsia="Times New Roman" w:cs="Times New Roman"/>
           <w:color w:val="00000A"/>
           <w:szCs w:val="24"/>
-          <w:lang w:eastAsia="ru-RU"/>
+          <w:lang w:val="en-US" w:eastAsia="ru-RU"/>
         </w:rPr>
         <w:t xml:space="preserve">, </w:t>
       </w:r>
@@ -10705,7 +10744,7 @@
           <w:rFonts w:eastAsia="Times New Roman" w:cs="Times New Roman"/>
           <w:color w:val="00000A"/>
           <w:szCs w:val="24"/>
-          <w:lang w:eastAsia="ru-RU"/>
+          <w:lang w:val="en-US" w:eastAsia="ru-RU"/>
         </w:rPr>
         <w:t>y_exact</w:t>
       </w:r>
@@ -10715,7 +10754,7 @@
           <w:rFonts w:eastAsia="Times New Roman" w:cs="Times New Roman"/>
           <w:color w:val="00000A"/>
           <w:szCs w:val="24"/>
-          <w:lang w:eastAsia="ru-RU"/>
+          <w:lang w:val="en-US" w:eastAsia="ru-RU"/>
         </w:rPr>
         <w:t>, 'g-', '</w:t>
       </w:r>
@@ -10725,7 +10764,7 @@
           <w:rFonts w:eastAsia="Times New Roman" w:cs="Times New Roman"/>
           <w:color w:val="00000A"/>
           <w:szCs w:val="24"/>
-          <w:lang w:eastAsia="ru-RU"/>
+          <w:lang w:val="en-US" w:eastAsia="ru-RU"/>
         </w:rPr>
         <w:t>LineWidth</w:t>
       </w:r>
@@ -10735,7 +10774,7 @@
           <w:rFonts w:eastAsia="Times New Roman" w:cs="Times New Roman"/>
           <w:color w:val="00000A"/>
           <w:szCs w:val="24"/>
-          <w:lang w:eastAsia="ru-RU"/>
+          <w:lang w:val="en-US" w:eastAsia="ru-RU"/>
         </w:rPr>
         <w:t>', 2.5);</w:t>
       </w:r>
@@ -10749,7 +10788,7 @@
           <w:rFonts w:eastAsia="Times New Roman" w:cs="Times New Roman"/>
           <w:color w:val="00000A"/>
           <w:szCs w:val="24"/>
-          <w:lang w:eastAsia="ru-RU"/>
+          <w:lang w:val="en-US" w:eastAsia="ru-RU"/>
         </w:rPr>
       </w:pPr>
     </w:p>
@@ -10786,29 +10825,18 @@
           <w:rFonts w:eastAsia="Times New Roman" w:cs="Times New Roman"/>
           <w:color w:val="00000A"/>
           <w:szCs w:val="24"/>
-          <w:lang w:eastAsia="ru-RU"/>
-        </w:rPr>
-      </w:pPr>
-      <w:proofErr w:type="spellStart"/>
+          <w:lang w:val="en-US" w:eastAsia="ru-RU"/>
+        </w:rPr>
+      </w:pPr>
       <w:proofErr w:type="gramStart"/>
       <w:r>
         <w:rPr>
           <w:rFonts w:eastAsia="Times New Roman" w:cs="Times New Roman"/>
           <w:color w:val="00000A"/>
           <w:szCs w:val="24"/>
-          <w:lang w:eastAsia="ru-RU"/>
-        </w:rPr>
-        <w:t>plot</w:t>
-      </w:r>
-      <w:proofErr w:type="spellEnd"/>
-      <w:r>
-        <w:rPr>
-          <w:rFonts w:eastAsia="Times New Roman" w:cs="Times New Roman"/>
-          <w:color w:val="00000A"/>
-          <w:szCs w:val="24"/>
-          <w:lang w:eastAsia="ru-RU"/>
-        </w:rPr>
-        <w:t>(</w:t>
+          <w:lang w:val="en-US" w:eastAsia="ru-RU"/>
+        </w:rPr>
+        <w:t>plot(</w:t>
       </w:r>
       <w:proofErr w:type="gramEnd"/>
       <w:r>
@@ -10816,7 +10844,7 @@
           <w:rFonts w:eastAsia="Times New Roman" w:cs="Times New Roman"/>
           <w:color w:val="00000A"/>
           <w:szCs w:val="24"/>
-          <w:lang w:eastAsia="ru-RU"/>
+          <w:lang w:val="en-US" w:eastAsia="ru-RU"/>
         </w:rPr>
         <w:t>x45, y45, 'c-', '</w:t>
       </w:r>
@@ -10826,7 +10854,7 @@
           <w:rFonts w:eastAsia="Times New Roman" w:cs="Times New Roman"/>
           <w:color w:val="00000A"/>
           <w:szCs w:val="24"/>
-          <w:lang w:eastAsia="ru-RU"/>
+          <w:lang w:val="en-US" w:eastAsia="ru-RU"/>
         </w:rPr>
         <w:t>LineWidth</w:t>
       </w:r>
@@ -10836,7 +10864,7 @@
           <w:rFonts w:eastAsia="Times New Roman" w:cs="Times New Roman"/>
           <w:color w:val="00000A"/>
           <w:szCs w:val="24"/>
-          <w:lang w:eastAsia="ru-RU"/>
+          <w:lang w:val="en-US" w:eastAsia="ru-RU"/>
         </w:rPr>
         <w:t>', 1.5);</w:t>
       </w:r>
@@ -11255,7 +11283,16 @@
           <w:szCs w:val="24"/>
           <w:lang w:val="en-US" w:eastAsia="ru-RU"/>
         </w:rPr>
-        <w:t>title(</w:t>
+        <w:t>title</w:t>
+      </w:r>
+      <w:r>
+        <w:rPr>
+          <w:rFonts w:eastAsia="Times New Roman" w:cs="Times New Roman"/>
+          <w:color w:val="00000A"/>
+          <w:szCs w:val="24"/>
+          <w:lang w:eastAsia="ru-RU"/>
+        </w:rPr>
+        <w:t>(</w:t>
       </w:r>
       <w:proofErr w:type="gramEnd"/>
       <w:r>
@@ -11263,7 +11300,7 @@
           <w:rFonts w:eastAsia="Times New Roman" w:cs="Times New Roman"/>
           <w:color w:val="00000A"/>
           <w:szCs w:val="24"/>
-          <w:lang w:val="en-US" w:eastAsia="ru-RU"/>
+          <w:lang w:eastAsia="ru-RU"/>
         </w:rPr>
         <w:t>'</w:t>
       </w:r>
@@ -11281,7 +11318,7 @@
           <w:rFonts w:eastAsia="Times New Roman" w:cs="Times New Roman"/>
           <w:color w:val="00000A"/>
           <w:szCs w:val="24"/>
-          <w:lang w:val="en-US" w:eastAsia="ru-RU"/>
+          <w:lang w:eastAsia="ru-RU"/>
         </w:rPr>
         <w:t xml:space="preserve"> </w:t>
       </w:r>
@@ -11299,7 +11336,7 @@
           <w:rFonts w:eastAsia="Times New Roman" w:cs="Times New Roman"/>
           <w:color w:val="00000A"/>
           <w:szCs w:val="24"/>
-          <w:lang w:val="en-US" w:eastAsia="ru-RU"/>
+          <w:lang w:eastAsia="ru-RU"/>
         </w:rPr>
         <w:t xml:space="preserve"> </w:t>
       </w:r>
@@ -11317,7 +11354,7 @@
           <w:rFonts w:eastAsia="Times New Roman" w:cs="Times New Roman"/>
           <w:color w:val="00000A"/>
           <w:szCs w:val="24"/>
-          <w:lang w:val="en-US" w:eastAsia="ru-RU"/>
+          <w:lang w:eastAsia="ru-RU"/>
         </w:rPr>
         <w:t xml:space="preserve"> </w:t>
       </w:r>
@@ -11335,29 +11372,108 @@
           <w:rFonts w:eastAsia="Times New Roman" w:cs="Times New Roman"/>
           <w:color w:val="00000A"/>
           <w:szCs w:val="24"/>
-          <w:lang w:val="en-US" w:eastAsia="ru-RU"/>
-        </w:rPr>
-        <w:t xml:space="preserve"> y'' = 1 + </w:t>
-      </w:r>
-      <w:proofErr w:type="spellStart"/>
-      <w:r>
-        <w:rPr>
-          <w:rFonts w:eastAsia="Times New Roman" w:cs="Times New Roman"/>
-          <w:color w:val="00000A"/>
-          <w:szCs w:val="24"/>
-          <w:lang w:val="en-US" w:eastAsia="ru-RU"/>
-        </w:rPr>
-        <w:t>x·sin</w:t>
-      </w:r>
-      <w:proofErr w:type="spellEnd"/>
-      <w:r>
-        <w:rPr>
-          <w:rFonts w:eastAsia="Times New Roman" w:cs="Times New Roman"/>
-          <w:color w:val="00000A"/>
-          <w:szCs w:val="24"/>
-          <w:lang w:val="en-US" w:eastAsia="ru-RU"/>
-        </w:rPr>
-        <w:t>(y), y(?) = 2?', '</w:t>
+          <w:lang w:eastAsia="ru-RU"/>
+        </w:rPr>
+        <w:t xml:space="preserve"> </w:t>
+      </w:r>
+      <w:r>
+        <w:rPr>
+          <w:rFonts w:eastAsia="Times New Roman" w:cs="Times New Roman"/>
+          <w:color w:val="00000A"/>
+          <w:szCs w:val="24"/>
+          <w:lang w:val="en-US" w:eastAsia="ru-RU"/>
+        </w:rPr>
+        <w:t>y</w:t>
+      </w:r>
+      <w:r>
+        <w:rPr>
+          <w:rFonts w:eastAsia="Times New Roman" w:cs="Times New Roman"/>
+          <w:color w:val="00000A"/>
+          <w:szCs w:val="24"/>
+          <w:lang w:eastAsia="ru-RU"/>
+        </w:rPr>
+        <w:t xml:space="preserve">'' = 1 + </w:t>
+      </w:r>
+      <w:r>
+        <w:rPr>
+          <w:rFonts w:eastAsia="Times New Roman" w:cs="Times New Roman"/>
+          <w:color w:val="00000A"/>
+          <w:szCs w:val="24"/>
+          <w:lang w:val="en-US" w:eastAsia="ru-RU"/>
+        </w:rPr>
+        <w:t>x</w:t>
+      </w:r>
+      <w:r>
+        <w:rPr>
+          <w:rFonts w:eastAsia="Times New Roman" w:cs="Times New Roman"/>
+          <w:color w:val="00000A"/>
+          <w:szCs w:val="24"/>
+          <w:lang w:eastAsia="ru-RU"/>
+        </w:rPr>
+        <w:t>·</w:t>
+      </w:r>
+      <w:r>
+        <w:rPr>
+          <w:rFonts w:eastAsia="Times New Roman" w:cs="Times New Roman"/>
+          <w:color w:val="00000A"/>
+          <w:szCs w:val="24"/>
+          <w:lang w:val="en-US" w:eastAsia="ru-RU"/>
+        </w:rPr>
+        <w:t>sin</w:t>
+      </w:r>
+      <w:r>
+        <w:rPr>
+          <w:rFonts w:eastAsia="Times New Roman" w:cs="Times New Roman"/>
+          <w:color w:val="00000A"/>
+          <w:szCs w:val="24"/>
+          <w:lang w:eastAsia="ru-RU"/>
+        </w:rPr>
+        <w:t>(</w:t>
+      </w:r>
+      <w:r>
+        <w:rPr>
+          <w:rFonts w:eastAsia="Times New Roman" w:cs="Times New Roman"/>
+          <w:color w:val="00000A"/>
+          <w:szCs w:val="24"/>
+          <w:lang w:val="en-US" w:eastAsia="ru-RU"/>
+        </w:rPr>
+        <w:t>y</w:t>
+      </w:r>
+      <w:r>
+        <w:rPr>
+          <w:rFonts w:eastAsia="Times New Roman" w:cs="Times New Roman"/>
+          <w:color w:val="00000A"/>
+          <w:szCs w:val="24"/>
+          <w:lang w:eastAsia="ru-RU"/>
+        </w:rPr>
+        <w:t xml:space="preserve">), </w:t>
+      </w:r>
+      <w:r>
+        <w:rPr>
+          <w:rFonts w:eastAsia="Times New Roman" w:cs="Times New Roman"/>
+          <w:color w:val="00000A"/>
+          <w:szCs w:val="24"/>
+          <w:lang w:val="en-US" w:eastAsia="ru-RU"/>
+        </w:rPr>
+        <w:t>y</w:t>
+      </w:r>
+      <w:r>
+        <w:rPr>
+          <w:rFonts w:eastAsia="Times New Roman" w:cs="Times New Roman"/>
+          <w:color w:val="00000A"/>
+          <w:szCs w:val="24"/>
+          <w:lang w:eastAsia="ru-RU"/>
+        </w:rPr>
+        <w:t xml:space="preserve">(?) </w:t>
+      </w:r>
+      <w:r>
+        <w:rPr>
+          <w:rFonts w:eastAsia="Times New Roman" w:cs="Times New Roman"/>
+          <w:color w:val="00000A"/>
+          <w:szCs w:val="24"/>
+          <w:lang w:val="en-US" w:eastAsia="ru-RU"/>
+        </w:rPr>
+        <w:t>= 2?', '</w:t>
       </w:r>
       <w:proofErr w:type="spellStart"/>
       <w:r>
@@ -12349,73 +12465,42 @@
           <w:rFonts w:eastAsia="Times New Roman" w:cs="Times New Roman"/>
           <w:color w:val="00000A"/>
           <w:szCs w:val="24"/>
-          <w:lang w:eastAsia="ru-RU"/>
-        </w:rPr>
-      </w:pPr>
-      <w:proofErr w:type="spellStart"/>
-      <w:r>
-        <w:rPr>
-          <w:rFonts w:eastAsia="Times New Roman" w:cs="Times New Roman"/>
-          <w:color w:val="00000A"/>
-          <w:szCs w:val="24"/>
-          <w:lang w:eastAsia="ru-RU"/>
-        </w:rPr>
-        <w:t>hold</w:t>
-      </w:r>
-      <w:proofErr w:type="spellEnd"/>
-      <w:r>
-        <w:rPr>
-          <w:rFonts w:eastAsia="Times New Roman" w:cs="Times New Roman"/>
-          <w:color w:val="00000A"/>
-          <w:szCs w:val="24"/>
-          <w:lang w:eastAsia="ru-RU"/>
-        </w:rPr>
-        <w:t xml:space="preserve"> </w:t>
-      </w:r>
-      <w:proofErr w:type="spellStart"/>
-      <w:r>
-        <w:rPr>
-          <w:rFonts w:eastAsia="Times New Roman" w:cs="Times New Roman"/>
-          <w:color w:val="00000A"/>
-          <w:szCs w:val="24"/>
-          <w:lang w:eastAsia="ru-RU"/>
-        </w:rPr>
-        <w:t>off</w:t>
-      </w:r>
-      <w:proofErr w:type="spellEnd"/>
-      <w:r>
-        <w:rPr>
-          <w:rFonts w:eastAsia="Times New Roman" w:cs="Times New Roman"/>
-          <w:color w:val="00000A"/>
-          <w:szCs w:val="24"/>
-          <w:lang w:eastAsia="ru-RU"/>
-        </w:rPr>
-        <w:t>;</w:t>
-      </w:r>
-    </w:p>
-    <w:p>
-      <w:pPr>
-        <w:suppressAutoHyphens/>
-        <w:spacing w:after="200" w:line="240" w:lineRule="auto"/>
-        <w:ind w:firstLine="0"/>
-        <w:rPr>
-          <w:rFonts w:eastAsia="Times New Roman" w:cs="Times New Roman"/>
-          <w:color w:val="00000A"/>
-          <w:szCs w:val="24"/>
-          <w:lang w:eastAsia="ru-RU"/>
-        </w:rPr>
-      </w:pPr>
-    </w:p>
-    <w:p>
-      <w:pPr>
-        <w:suppressAutoHyphens/>
-        <w:spacing w:after="200" w:line="240" w:lineRule="auto"/>
-        <w:ind w:firstLine="0"/>
-        <w:rPr>
-          <w:rFonts w:eastAsia="Times New Roman" w:cs="Times New Roman"/>
-          <w:color w:val="00000A"/>
-          <w:szCs w:val="24"/>
-          <w:lang w:eastAsia="ru-RU"/>
+          <w:lang w:val="en-US" w:eastAsia="ru-RU"/>
+        </w:rPr>
+      </w:pPr>
+      <w:r>
+        <w:rPr>
+          <w:rFonts w:eastAsia="Times New Roman" w:cs="Times New Roman"/>
+          <w:color w:val="00000A"/>
+          <w:szCs w:val="24"/>
+          <w:lang w:val="en-US" w:eastAsia="ru-RU"/>
+        </w:rPr>
+        <w:t>hold off;</w:t>
+      </w:r>
+    </w:p>
+    <w:p>
+      <w:pPr>
+        <w:suppressAutoHyphens/>
+        <w:spacing w:after="200" w:line="240" w:lineRule="auto"/>
+        <w:ind w:firstLine="0"/>
+        <w:rPr>
+          <w:rFonts w:eastAsia="Times New Roman" w:cs="Times New Roman"/>
+          <w:color w:val="00000A"/>
+          <w:szCs w:val="24"/>
+          <w:lang w:val="en-US" w:eastAsia="ru-RU"/>
+        </w:rPr>
+      </w:pPr>
+    </w:p>
+    <w:p>
+      <w:pPr>
+        <w:suppressAutoHyphens/>
+        <w:spacing w:after="200" w:line="240" w:lineRule="auto"/>
+        <w:ind w:firstLine="0"/>
+        <w:rPr>
+          <w:rFonts w:eastAsia="Times New Roman" w:cs="Times New Roman"/>
+          <w:color w:val="00000A"/>
+          <w:szCs w:val="24"/>
+          <w:lang w:val="en-US" w:eastAsia="ru-RU"/>
         </w:rPr>
       </w:pPr>
       <w:r>
@@ -12425,787 +12510,10 @@
           <w:iCs/>
           <w:color w:val="00000A"/>
           <w:szCs w:val="24"/>
-          <w:lang w:eastAsia="ru-RU"/>
-        </w:rPr>
-        <w:t>%% График 3: Относительная погрешность</w:t>
-      </w:r>
-    </w:p>
-    <w:p>
-      <w:pPr>
-        <w:suppressAutoHyphens/>
-        <w:spacing w:after="200" w:line="240" w:lineRule="auto"/>
-        <w:ind w:firstLine="0"/>
-        <w:rPr>
-          <w:rFonts w:eastAsia="Times New Roman" w:cs="Times New Roman"/>
-          <w:color w:val="00000A"/>
-          <w:szCs w:val="24"/>
-          <w:lang w:eastAsia="ru-RU"/>
-        </w:rPr>
-      </w:pPr>
-      <w:proofErr w:type="spellStart"/>
-      <w:proofErr w:type="gramStart"/>
-      <w:r>
-        <w:rPr>
-          <w:rFonts w:eastAsia="Times New Roman" w:cs="Times New Roman"/>
-          <w:color w:val="00000A"/>
-          <w:szCs w:val="24"/>
-          <w:lang w:eastAsia="ru-RU"/>
-        </w:rPr>
-        <w:t>figure</w:t>
-      </w:r>
-      <w:proofErr w:type="spellEnd"/>
-      <w:r>
-        <w:rPr>
-          <w:rFonts w:eastAsia="Times New Roman" w:cs="Times New Roman"/>
-          <w:color w:val="00000A"/>
-          <w:szCs w:val="24"/>
-          <w:lang w:eastAsia="ru-RU"/>
-        </w:rPr>
-        <w:t>(</w:t>
-      </w:r>
-      <w:proofErr w:type="gramEnd"/>
-      <w:r>
-        <w:rPr>
-          <w:rFonts w:eastAsia="Times New Roman" w:cs="Times New Roman"/>
-          <w:color w:val="00000A"/>
-          <w:szCs w:val="24"/>
-          <w:lang w:eastAsia="ru-RU"/>
-        </w:rPr>
-        <w:t>'</w:t>
-      </w:r>
-      <w:proofErr w:type="spellStart"/>
-      <w:r>
-        <w:rPr>
-          <w:rFonts w:eastAsia="Times New Roman" w:cs="Times New Roman"/>
-          <w:color w:val="00000A"/>
-          <w:szCs w:val="24"/>
-          <w:lang w:eastAsia="ru-RU"/>
-        </w:rPr>
-        <w:t>Position</w:t>
-      </w:r>
-      <w:proofErr w:type="spellEnd"/>
-      <w:r>
-        <w:rPr>
-          <w:rFonts w:eastAsia="Times New Roman" w:cs="Times New Roman"/>
-          <w:color w:val="00000A"/>
-          <w:szCs w:val="24"/>
-          <w:lang w:eastAsia="ru-RU"/>
-        </w:rPr>
-        <w:t>', [100, 100, 1000, 600]);</w:t>
-      </w:r>
-    </w:p>
-    <w:p>
-      <w:pPr>
-        <w:suppressAutoHyphens/>
-        <w:spacing w:after="200" w:line="240" w:lineRule="auto"/>
-        <w:ind w:firstLine="0"/>
-        <w:rPr>
-          <w:rFonts w:eastAsia="Times New Roman" w:cs="Times New Roman"/>
-          <w:color w:val="00000A"/>
-          <w:szCs w:val="24"/>
-          <w:lang w:val="en-US" w:eastAsia="ru-RU"/>
-        </w:rPr>
-      </w:pPr>
-      <w:r>
-        <w:rPr>
-          <w:rFonts w:eastAsia="Times New Roman" w:cs="Times New Roman"/>
-          <w:color w:val="00000A"/>
-          <w:szCs w:val="24"/>
-          <w:lang w:val="en-US" w:eastAsia="ru-RU"/>
-        </w:rPr>
-        <w:t>hold on;</w:t>
-      </w:r>
-    </w:p>
-    <w:p>
-      <w:pPr>
-        <w:suppressAutoHyphens/>
-        <w:spacing w:after="200" w:line="240" w:lineRule="auto"/>
-        <w:ind w:firstLine="0"/>
-        <w:rPr>
-          <w:rFonts w:eastAsia="Times New Roman" w:cs="Times New Roman"/>
-          <w:color w:val="00000A"/>
-          <w:szCs w:val="24"/>
-          <w:lang w:val="en-US" w:eastAsia="ru-RU"/>
-        </w:rPr>
-      </w:pPr>
-    </w:p>
-    <w:p>
-      <w:pPr>
-        <w:suppressAutoHyphens/>
-        <w:spacing w:after="200" w:line="240" w:lineRule="auto"/>
-        <w:ind w:firstLine="0"/>
-        <w:rPr>
-          <w:rFonts w:eastAsia="Times New Roman" w:cs="Times New Roman"/>
-          <w:color w:val="00000A"/>
-          <w:szCs w:val="24"/>
-          <w:lang w:val="en-US" w:eastAsia="ru-RU"/>
-        </w:rPr>
-      </w:pPr>
-      <w:proofErr w:type="spellStart"/>
-      <w:r>
-        <w:rPr>
-          <w:rFonts w:eastAsia="Times New Roman" w:cs="Times New Roman"/>
-          <w:color w:val="00000A"/>
-          <w:szCs w:val="24"/>
-          <w:lang w:val="en-US" w:eastAsia="ru-RU"/>
-        </w:rPr>
-        <w:t>semilogy</w:t>
-      </w:r>
-      <w:proofErr w:type="spellEnd"/>
-      <w:r>
-        <w:rPr>
-          <w:rFonts w:eastAsia="Times New Roman" w:cs="Times New Roman"/>
-          <w:color w:val="00000A"/>
-          <w:szCs w:val="24"/>
-          <w:lang w:val="en-US" w:eastAsia="ru-RU"/>
-        </w:rPr>
-        <w:t>(x_euler_02, rel_err_euler_02, 'r-o', '</w:t>
-      </w:r>
-      <w:proofErr w:type="spellStart"/>
-      <w:r>
-        <w:rPr>
-          <w:rFonts w:eastAsia="Times New Roman" w:cs="Times New Roman"/>
-          <w:color w:val="00000A"/>
-          <w:szCs w:val="24"/>
-          <w:lang w:val="en-US" w:eastAsia="ru-RU"/>
-        </w:rPr>
-        <w:t>LineWidth</w:t>
-      </w:r>
-      <w:proofErr w:type="spellEnd"/>
-      <w:r>
-        <w:rPr>
-          <w:rFonts w:eastAsia="Times New Roman" w:cs="Times New Roman"/>
-          <w:color w:val="00000A"/>
-          <w:szCs w:val="24"/>
-          <w:lang w:val="en-US" w:eastAsia="ru-RU"/>
-        </w:rPr>
-        <w:t>', 1.5, '</w:t>
-      </w:r>
-      <w:proofErr w:type="spellStart"/>
-      <w:r>
-        <w:rPr>
-          <w:rFonts w:eastAsia="Times New Roman" w:cs="Times New Roman"/>
-          <w:color w:val="00000A"/>
-          <w:szCs w:val="24"/>
-          <w:lang w:val="en-US" w:eastAsia="ru-RU"/>
-        </w:rPr>
-        <w:t>MarkerSize</w:t>
-      </w:r>
-      <w:proofErr w:type="spellEnd"/>
-      <w:r>
-        <w:rPr>
-          <w:rFonts w:eastAsia="Times New Roman" w:cs="Times New Roman"/>
-          <w:color w:val="00000A"/>
-          <w:szCs w:val="24"/>
-          <w:lang w:val="en-US" w:eastAsia="ru-RU"/>
-        </w:rPr>
-        <w:t>', 6);</w:t>
-      </w:r>
-    </w:p>
-    <w:p>
-      <w:pPr>
-        <w:suppressAutoHyphens/>
-        <w:spacing w:after="200" w:line="240" w:lineRule="auto"/>
-        <w:ind w:firstLine="0"/>
-        <w:rPr>
-          <w:rFonts w:eastAsia="Times New Roman" w:cs="Times New Roman"/>
-          <w:color w:val="00000A"/>
-          <w:szCs w:val="24"/>
-          <w:lang w:val="en-US" w:eastAsia="ru-RU"/>
-        </w:rPr>
-      </w:pPr>
-      <w:proofErr w:type="spellStart"/>
-      <w:r>
-        <w:rPr>
-          <w:rFonts w:eastAsia="Times New Roman" w:cs="Times New Roman"/>
-          <w:color w:val="00000A"/>
-          <w:szCs w:val="24"/>
-          <w:lang w:val="en-US" w:eastAsia="ru-RU"/>
-        </w:rPr>
-        <w:t>semilogy</w:t>
-      </w:r>
-      <w:proofErr w:type="spellEnd"/>
-      <w:r>
-        <w:rPr>
-          <w:rFonts w:eastAsia="Times New Roman" w:cs="Times New Roman"/>
-          <w:color w:val="00000A"/>
-          <w:szCs w:val="24"/>
-          <w:lang w:val="en-US" w:eastAsia="ru-RU"/>
-        </w:rPr>
-        <w:t>(x_euler_005, rel_err_euler_005, 'b--o', '</w:t>
-      </w:r>
-      <w:proofErr w:type="spellStart"/>
-      <w:r>
-        <w:rPr>
-          <w:rFonts w:eastAsia="Times New Roman" w:cs="Times New Roman"/>
-          <w:color w:val="00000A"/>
-          <w:szCs w:val="24"/>
-          <w:lang w:val="en-US" w:eastAsia="ru-RU"/>
-        </w:rPr>
-        <w:t>LineWidth</w:t>
-      </w:r>
-      <w:proofErr w:type="spellEnd"/>
-      <w:r>
-        <w:rPr>
-          <w:rFonts w:eastAsia="Times New Roman" w:cs="Times New Roman"/>
-          <w:color w:val="00000A"/>
-          <w:szCs w:val="24"/>
-          <w:lang w:val="en-US" w:eastAsia="ru-RU"/>
-        </w:rPr>
-        <w:t>', 1.5, '</w:t>
-      </w:r>
-      <w:proofErr w:type="spellStart"/>
-      <w:r>
-        <w:rPr>
-          <w:rFonts w:eastAsia="Times New Roman" w:cs="Times New Roman"/>
-          <w:color w:val="00000A"/>
-          <w:szCs w:val="24"/>
-          <w:lang w:val="en-US" w:eastAsia="ru-RU"/>
-        </w:rPr>
-        <w:t>MarkerSize</w:t>
-      </w:r>
-      <w:proofErr w:type="spellEnd"/>
-      <w:r>
-        <w:rPr>
-          <w:rFonts w:eastAsia="Times New Roman" w:cs="Times New Roman"/>
-          <w:color w:val="00000A"/>
-          <w:szCs w:val="24"/>
-          <w:lang w:val="en-US" w:eastAsia="ru-RU"/>
-        </w:rPr>
-        <w:t>', 4);</w:t>
-      </w:r>
-    </w:p>
-    <w:p>
-      <w:pPr>
-        <w:suppressAutoHyphens/>
-        <w:spacing w:after="200" w:line="240" w:lineRule="auto"/>
-        <w:ind w:firstLine="0"/>
-        <w:rPr>
-          <w:rFonts w:eastAsia="Times New Roman" w:cs="Times New Roman"/>
-          <w:color w:val="00000A"/>
-          <w:szCs w:val="24"/>
-          <w:lang w:val="en-US" w:eastAsia="ru-RU"/>
-        </w:rPr>
-      </w:pPr>
-      <w:proofErr w:type="spellStart"/>
-      <w:r>
-        <w:rPr>
-          <w:rFonts w:eastAsia="Times New Roman" w:cs="Times New Roman"/>
-          <w:color w:val="00000A"/>
-          <w:szCs w:val="24"/>
-          <w:lang w:val="en-US" w:eastAsia="ru-RU"/>
-        </w:rPr>
-        <w:t>semilogy</w:t>
-      </w:r>
-      <w:proofErr w:type="spellEnd"/>
-      <w:r>
-        <w:rPr>
-          <w:rFonts w:eastAsia="Times New Roman" w:cs="Times New Roman"/>
-          <w:color w:val="00000A"/>
-          <w:szCs w:val="24"/>
-          <w:lang w:val="en-US" w:eastAsia="ru-RU"/>
-        </w:rPr>
-        <w:t>(x_rk4_02, rel_err_rk4_02, 'k-*', '</w:t>
-      </w:r>
-      <w:proofErr w:type="spellStart"/>
-      <w:r>
-        <w:rPr>
-          <w:rFonts w:eastAsia="Times New Roman" w:cs="Times New Roman"/>
-          <w:color w:val="00000A"/>
-          <w:szCs w:val="24"/>
-          <w:lang w:val="en-US" w:eastAsia="ru-RU"/>
-        </w:rPr>
-        <w:t>LineWidth</w:t>
-      </w:r>
-      <w:proofErr w:type="spellEnd"/>
-      <w:r>
-        <w:rPr>
-          <w:rFonts w:eastAsia="Times New Roman" w:cs="Times New Roman"/>
-          <w:color w:val="00000A"/>
-          <w:szCs w:val="24"/>
-          <w:lang w:val="en-US" w:eastAsia="ru-RU"/>
-        </w:rPr>
-        <w:t>', 1.5, '</w:t>
-      </w:r>
-      <w:proofErr w:type="spellStart"/>
-      <w:r>
-        <w:rPr>
-          <w:rFonts w:eastAsia="Times New Roman" w:cs="Times New Roman"/>
-          <w:color w:val="00000A"/>
-          <w:szCs w:val="24"/>
-          <w:lang w:val="en-US" w:eastAsia="ru-RU"/>
-        </w:rPr>
-        <w:t>MarkerSize</w:t>
-      </w:r>
-      <w:proofErr w:type="spellEnd"/>
-      <w:r>
-        <w:rPr>
-          <w:rFonts w:eastAsia="Times New Roman" w:cs="Times New Roman"/>
-          <w:color w:val="00000A"/>
-          <w:szCs w:val="24"/>
-          <w:lang w:val="en-US" w:eastAsia="ru-RU"/>
-        </w:rPr>
-        <w:t>', 8);</w:t>
-      </w:r>
-    </w:p>
-    <w:p>
-      <w:pPr>
-        <w:suppressAutoHyphens/>
-        <w:spacing w:after="200" w:line="240" w:lineRule="auto"/>
-        <w:ind w:firstLine="0"/>
-        <w:rPr>
-          <w:rFonts w:eastAsia="Times New Roman" w:cs="Times New Roman"/>
-          <w:color w:val="00000A"/>
-          <w:szCs w:val="24"/>
-          <w:lang w:val="en-US" w:eastAsia="ru-RU"/>
-        </w:rPr>
-      </w:pPr>
-      <w:proofErr w:type="spellStart"/>
-      <w:r>
-        <w:rPr>
-          <w:rFonts w:eastAsia="Times New Roman" w:cs="Times New Roman"/>
-          <w:color w:val="00000A"/>
-          <w:szCs w:val="24"/>
-          <w:lang w:val="en-US" w:eastAsia="ru-RU"/>
-        </w:rPr>
-        <w:t>semilogy</w:t>
-      </w:r>
-      <w:proofErr w:type="spellEnd"/>
-      <w:r>
-        <w:rPr>
-          <w:rFonts w:eastAsia="Times New Roman" w:cs="Times New Roman"/>
-          <w:color w:val="00000A"/>
-          <w:szCs w:val="24"/>
-          <w:lang w:val="en-US" w:eastAsia="ru-RU"/>
-        </w:rPr>
-        <w:t>(x_rk4_005, rel_err_rk4_005, 'm-.', '</w:t>
-      </w:r>
-      <w:proofErr w:type="spellStart"/>
-      <w:r>
-        <w:rPr>
-          <w:rFonts w:eastAsia="Times New Roman" w:cs="Times New Roman"/>
-          <w:color w:val="00000A"/>
-          <w:szCs w:val="24"/>
-          <w:lang w:val="en-US" w:eastAsia="ru-RU"/>
-        </w:rPr>
-        <w:t>LineWidth</w:t>
-      </w:r>
-      <w:proofErr w:type="spellEnd"/>
-      <w:r>
-        <w:rPr>
-          <w:rFonts w:eastAsia="Times New Roman" w:cs="Times New Roman"/>
-          <w:color w:val="00000A"/>
-          <w:szCs w:val="24"/>
-          <w:lang w:val="en-US" w:eastAsia="ru-RU"/>
-        </w:rPr>
-        <w:t>', 1.5);</w:t>
-      </w:r>
-    </w:p>
-    <w:p>
-      <w:pPr>
-        <w:suppressAutoHyphens/>
-        <w:spacing w:after="200" w:line="240" w:lineRule="auto"/>
-        <w:ind w:firstLine="0"/>
-        <w:rPr>
-          <w:rFonts w:eastAsia="Times New Roman" w:cs="Times New Roman"/>
-          <w:color w:val="00000A"/>
-          <w:szCs w:val="24"/>
-          <w:lang w:val="en-US" w:eastAsia="ru-RU"/>
-        </w:rPr>
-      </w:pPr>
-    </w:p>
-    <w:p>
-      <w:pPr>
-        <w:suppressAutoHyphens/>
-        <w:spacing w:after="200" w:line="240" w:lineRule="auto"/>
-        <w:ind w:firstLine="0"/>
-        <w:rPr>
-          <w:rFonts w:eastAsia="Times New Roman" w:cs="Times New Roman"/>
-          <w:color w:val="00000A"/>
-          <w:szCs w:val="24"/>
-          <w:lang w:val="en-US" w:eastAsia="ru-RU"/>
-        </w:rPr>
-      </w:pPr>
-      <w:r>
-        <w:rPr>
-          <w:rFonts w:eastAsia="Times New Roman" w:cs="Times New Roman"/>
-          <w:color w:val="00000A"/>
-          <w:szCs w:val="24"/>
-          <w:lang w:val="en-US" w:eastAsia="ru-RU"/>
-        </w:rPr>
-        <w:t>grid on;</w:t>
-      </w:r>
-    </w:p>
-    <w:p>
-      <w:pPr>
-        <w:suppressAutoHyphens/>
-        <w:spacing w:after="200" w:line="240" w:lineRule="auto"/>
-        <w:ind w:firstLine="0"/>
-        <w:rPr>
-          <w:rFonts w:eastAsia="Times New Roman" w:cs="Times New Roman"/>
-          <w:color w:val="00000A"/>
-          <w:szCs w:val="24"/>
-          <w:lang w:val="en-US" w:eastAsia="ru-RU"/>
-        </w:rPr>
-      </w:pPr>
-      <w:proofErr w:type="spellStart"/>
-      <w:r>
-        <w:rPr>
-          <w:rFonts w:eastAsia="Times New Roman" w:cs="Times New Roman"/>
-          <w:color w:val="00000A"/>
-          <w:szCs w:val="24"/>
-          <w:lang w:val="en-US" w:eastAsia="ru-RU"/>
-        </w:rPr>
-        <w:t>xlabel</w:t>
-      </w:r>
-      <w:proofErr w:type="spellEnd"/>
-      <w:r>
-        <w:rPr>
-          <w:rFonts w:eastAsia="Times New Roman" w:cs="Times New Roman"/>
-          <w:color w:val="00000A"/>
-          <w:szCs w:val="24"/>
-          <w:lang w:val="en-US" w:eastAsia="ru-RU"/>
-        </w:rPr>
-        <w:t>('x', '</w:t>
-      </w:r>
-      <w:proofErr w:type="spellStart"/>
-      <w:r>
-        <w:rPr>
-          <w:rFonts w:eastAsia="Times New Roman" w:cs="Times New Roman"/>
-          <w:color w:val="00000A"/>
-          <w:szCs w:val="24"/>
-          <w:lang w:val="en-US" w:eastAsia="ru-RU"/>
-        </w:rPr>
-        <w:t>FontSize</w:t>
-      </w:r>
-      <w:proofErr w:type="spellEnd"/>
-      <w:r>
-        <w:rPr>
-          <w:rFonts w:eastAsia="Times New Roman" w:cs="Times New Roman"/>
-          <w:color w:val="00000A"/>
-          <w:szCs w:val="24"/>
-          <w:lang w:val="en-US" w:eastAsia="ru-RU"/>
-        </w:rPr>
-        <w:t>', 12);</w:t>
-      </w:r>
-    </w:p>
-    <w:p>
-      <w:pPr>
-        <w:suppressAutoHyphens/>
-        <w:spacing w:after="200" w:line="240" w:lineRule="auto"/>
-        <w:ind w:firstLine="0"/>
-        <w:rPr>
-          <w:rFonts w:eastAsia="Times New Roman" w:cs="Times New Roman"/>
-          <w:color w:val="00000A"/>
-          <w:szCs w:val="24"/>
-          <w:lang w:eastAsia="ru-RU"/>
-        </w:rPr>
-      </w:pPr>
-      <w:proofErr w:type="spellStart"/>
-      <w:proofErr w:type="gramStart"/>
-      <w:r>
-        <w:rPr>
-          <w:rFonts w:eastAsia="Times New Roman" w:cs="Times New Roman"/>
-          <w:color w:val="00000A"/>
-          <w:szCs w:val="24"/>
-          <w:lang w:eastAsia="ru-RU"/>
-        </w:rPr>
-        <w:t>ylabel</w:t>
-      </w:r>
-      <w:proofErr w:type="spellEnd"/>
-      <w:r>
-        <w:rPr>
-          <w:rFonts w:eastAsia="Times New Roman" w:cs="Times New Roman"/>
-          <w:color w:val="00000A"/>
-          <w:szCs w:val="24"/>
-          <w:lang w:eastAsia="ru-RU"/>
-        </w:rPr>
-        <w:t>(</w:t>
-      </w:r>
-      <w:proofErr w:type="gramEnd"/>
-      <w:r>
-        <w:rPr>
-          <w:rFonts w:eastAsia="Times New Roman" w:cs="Times New Roman"/>
-          <w:color w:val="00000A"/>
-          <w:szCs w:val="24"/>
-          <w:lang w:eastAsia="ru-RU"/>
-        </w:rPr>
-        <w:t>'Относительная погрешность', '</w:t>
-      </w:r>
-      <w:proofErr w:type="spellStart"/>
-      <w:r>
-        <w:rPr>
-          <w:rFonts w:eastAsia="Times New Roman" w:cs="Times New Roman"/>
-          <w:color w:val="00000A"/>
-          <w:szCs w:val="24"/>
-          <w:lang w:eastAsia="ru-RU"/>
-        </w:rPr>
-        <w:t>FontSize</w:t>
-      </w:r>
-      <w:proofErr w:type="spellEnd"/>
-      <w:r>
-        <w:rPr>
-          <w:rFonts w:eastAsia="Times New Roman" w:cs="Times New Roman"/>
-          <w:color w:val="00000A"/>
-          <w:szCs w:val="24"/>
-          <w:lang w:eastAsia="ru-RU"/>
-        </w:rPr>
-        <w:t>', 12);</w:t>
-      </w:r>
-    </w:p>
-    <w:p>
-      <w:pPr>
-        <w:suppressAutoHyphens/>
-        <w:spacing w:after="200" w:line="240" w:lineRule="auto"/>
-        <w:ind w:firstLine="0"/>
-        <w:rPr>
-          <w:rFonts w:eastAsia="Times New Roman" w:cs="Times New Roman"/>
-          <w:color w:val="00000A"/>
-          <w:szCs w:val="24"/>
-          <w:lang w:eastAsia="ru-RU"/>
-        </w:rPr>
-      </w:pPr>
-      <w:proofErr w:type="spellStart"/>
-      <w:proofErr w:type="gramStart"/>
-      <w:r>
-        <w:rPr>
-          <w:rFonts w:eastAsia="Times New Roman" w:cs="Times New Roman"/>
-          <w:color w:val="00000A"/>
-          <w:szCs w:val="24"/>
-          <w:lang w:eastAsia="ru-RU"/>
-        </w:rPr>
-        <w:t>title</w:t>
-      </w:r>
-      <w:proofErr w:type="spellEnd"/>
-      <w:r>
-        <w:rPr>
-          <w:rFonts w:eastAsia="Times New Roman" w:cs="Times New Roman"/>
-          <w:color w:val="00000A"/>
-          <w:szCs w:val="24"/>
-          <w:lang w:eastAsia="ru-RU"/>
-        </w:rPr>
-        <w:t>(</w:t>
-      </w:r>
-      <w:proofErr w:type="gramEnd"/>
-      <w:r>
-        <w:rPr>
-          <w:rFonts w:eastAsia="Times New Roman" w:cs="Times New Roman"/>
-          <w:color w:val="00000A"/>
-          <w:szCs w:val="24"/>
-          <w:lang w:eastAsia="ru-RU"/>
-        </w:rPr>
-        <w:t>'Поведение относительной погрешности (логарифмическая шкала)', '</w:t>
-      </w:r>
-      <w:proofErr w:type="spellStart"/>
-      <w:r>
-        <w:rPr>
-          <w:rFonts w:eastAsia="Times New Roman" w:cs="Times New Roman"/>
-          <w:color w:val="00000A"/>
-          <w:szCs w:val="24"/>
-          <w:lang w:eastAsia="ru-RU"/>
-        </w:rPr>
-        <w:t>FontSize</w:t>
-      </w:r>
-      <w:proofErr w:type="spellEnd"/>
-      <w:r>
-        <w:rPr>
-          <w:rFonts w:eastAsia="Times New Roman" w:cs="Times New Roman"/>
-          <w:color w:val="00000A"/>
-          <w:szCs w:val="24"/>
-          <w:lang w:eastAsia="ru-RU"/>
-        </w:rPr>
-        <w:t>', 14);</w:t>
-      </w:r>
-    </w:p>
-    <w:p>
-      <w:pPr>
-        <w:suppressAutoHyphens/>
-        <w:spacing w:after="200" w:line="240" w:lineRule="auto"/>
-        <w:ind w:firstLine="0"/>
-        <w:rPr>
-          <w:rFonts w:eastAsia="Times New Roman" w:cs="Times New Roman"/>
-          <w:color w:val="00000A"/>
-          <w:szCs w:val="24"/>
-          <w:lang w:eastAsia="ru-RU"/>
-        </w:rPr>
-      </w:pPr>
-      <w:proofErr w:type="spellStart"/>
-      <w:proofErr w:type="gramStart"/>
-      <w:r>
-        <w:rPr>
-          <w:rFonts w:eastAsia="Times New Roman" w:cs="Times New Roman"/>
-          <w:color w:val="00000A"/>
-          <w:szCs w:val="24"/>
-          <w:lang w:eastAsia="ru-RU"/>
-        </w:rPr>
-        <w:t>legend</w:t>
-      </w:r>
-      <w:proofErr w:type="spellEnd"/>
-      <w:r>
-        <w:rPr>
-          <w:rFonts w:eastAsia="Times New Roman" w:cs="Times New Roman"/>
-          <w:color w:val="00000A"/>
-          <w:szCs w:val="24"/>
-          <w:lang w:eastAsia="ru-RU"/>
-        </w:rPr>
-        <w:t>(</w:t>
-      </w:r>
-      <w:proofErr w:type="gramEnd"/>
-      <w:r>
-        <w:rPr>
-          <w:rFonts w:eastAsia="Times New Roman" w:cs="Times New Roman"/>
-          <w:color w:val="00000A"/>
-          <w:szCs w:val="24"/>
-          <w:lang w:eastAsia="ru-RU"/>
-        </w:rPr>
-        <w:t>'Эйлер h=0.2', 'Эйлер h=0.05', 'Рунге-Кутта 4 h=0.2', ...</w:t>
-      </w:r>
-    </w:p>
-    <w:p>
-      <w:pPr>
-        <w:suppressAutoHyphens/>
-        <w:spacing w:after="200" w:line="240" w:lineRule="auto"/>
-        <w:ind w:firstLine="0"/>
-        <w:rPr>
-          <w:rFonts w:eastAsia="Times New Roman" w:cs="Times New Roman"/>
-          <w:color w:val="00000A"/>
-          <w:szCs w:val="24"/>
-          <w:lang w:val="en-US" w:eastAsia="ru-RU"/>
-        </w:rPr>
-      </w:pPr>
-      <w:r>
-        <w:rPr>
-          <w:rFonts w:eastAsia="Times New Roman" w:cs="Times New Roman"/>
-          <w:color w:val="00000A"/>
-          <w:szCs w:val="24"/>
-          <w:lang w:eastAsia="ru-RU"/>
-        </w:rPr>
-        <w:t>       </w:t>
-      </w:r>
-      <w:r>
-        <w:rPr>
-          <w:rFonts w:eastAsia="Times New Roman" w:cs="Times New Roman"/>
-          <w:color w:val="00000A"/>
-          <w:szCs w:val="24"/>
-          <w:lang w:val="en-US" w:eastAsia="ru-RU"/>
-        </w:rPr>
-        <w:t>'</w:t>
-      </w:r>
-      <w:r>
-        <w:rPr>
-          <w:rFonts w:eastAsia="Times New Roman" w:cs="Times New Roman"/>
-          <w:color w:val="00000A"/>
-          <w:szCs w:val="24"/>
-          <w:lang w:eastAsia="ru-RU"/>
-        </w:rPr>
-        <w:t>Рунге</w:t>
-      </w:r>
-      <w:r>
-        <w:rPr>
-          <w:rFonts w:eastAsia="Times New Roman" w:cs="Times New Roman"/>
-          <w:color w:val="00000A"/>
-          <w:szCs w:val="24"/>
-          <w:lang w:val="en-US" w:eastAsia="ru-RU"/>
-        </w:rPr>
-        <w:t>-</w:t>
-      </w:r>
-      <w:r>
-        <w:rPr>
-          <w:rFonts w:eastAsia="Times New Roman" w:cs="Times New Roman"/>
-          <w:color w:val="00000A"/>
-          <w:szCs w:val="24"/>
-          <w:lang w:eastAsia="ru-RU"/>
-        </w:rPr>
-        <w:t>Кутта</w:t>
-      </w:r>
-      <w:r>
-        <w:rPr>
-          <w:rFonts w:eastAsia="Times New Roman" w:cs="Times New Roman"/>
-          <w:color w:val="00000A"/>
-          <w:szCs w:val="24"/>
-          <w:lang w:val="en-US" w:eastAsia="ru-RU"/>
-        </w:rPr>
-        <w:t xml:space="preserve"> 4 h=0.05', 'Location', 'best');</w:t>
-      </w:r>
-    </w:p>
-    <w:p>
-      <w:pPr>
-        <w:suppressAutoHyphens/>
-        <w:spacing w:after="200" w:line="240" w:lineRule="auto"/>
-        <w:ind w:firstLine="0"/>
-        <w:rPr>
-          <w:rFonts w:eastAsia="Times New Roman" w:cs="Times New Roman"/>
-          <w:color w:val="00000A"/>
-          <w:szCs w:val="24"/>
-          <w:lang w:eastAsia="ru-RU"/>
-        </w:rPr>
-      </w:pPr>
-      <w:proofErr w:type="spellStart"/>
-      <w:r>
-        <w:rPr>
-          <w:rFonts w:eastAsia="Times New Roman" w:cs="Times New Roman"/>
-          <w:color w:val="00000A"/>
-          <w:szCs w:val="24"/>
-          <w:lang w:eastAsia="ru-RU"/>
-        </w:rPr>
-        <w:t>hold</w:t>
-      </w:r>
-      <w:proofErr w:type="spellEnd"/>
-      <w:r>
-        <w:rPr>
-          <w:rFonts w:eastAsia="Times New Roman" w:cs="Times New Roman"/>
-          <w:color w:val="00000A"/>
-          <w:szCs w:val="24"/>
-          <w:lang w:eastAsia="ru-RU"/>
-        </w:rPr>
-        <w:t xml:space="preserve"> </w:t>
-      </w:r>
-      <w:proofErr w:type="spellStart"/>
-      <w:r>
-        <w:rPr>
-          <w:rFonts w:eastAsia="Times New Roman" w:cs="Times New Roman"/>
-          <w:color w:val="00000A"/>
-          <w:szCs w:val="24"/>
-          <w:lang w:eastAsia="ru-RU"/>
-        </w:rPr>
-        <w:t>off</w:t>
-      </w:r>
-      <w:proofErr w:type="spellEnd"/>
-      <w:r>
-        <w:rPr>
-          <w:rFonts w:eastAsia="Times New Roman" w:cs="Times New Roman"/>
-          <w:color w:val="00000A"/>
-          <w:szCs w:val="24"/>
-          <w:lang w:eastAsia="ru-RU"/>
-        </w:rPr>
-        <w:t>;</w:t>
-      </w:r>
-    </w:p>
-    <w:p>
-      <w:pPr>
-        <w:suppressAutoHyphens/>
-        <w:spacing w:after="200" w:line="240" w:lineRule="auto"/>
-        <w:ind w:firstLine="0"/>
-        <w:rPr>
-          <w:rFonts w:eastAsia="Times New Roman" w:cs="Times New Roman"/>
-          <w:color w:val="00000A"/>
-          <w:szCs w:val="24"/>
-          <w:lang w:eastAsia="ru-RU"/>
-        </w:rPr>
-      </w:pPr>
-    </w:p>
-    <w:p>
-      <w:pPr>
-        <w:suppressAutoHyphens/>
-        <w:spacing w:after="200" w:line="240" w:lineRule="auto"/>
-        <w:ind w:firstLine="0"/>
-        <w:rPr>
-          <w:rFonts w:eastAsia="Times New Roman" w:cs="Times New Roman"/>
-          <w:color w:val="00000A"/>
-          <w:szCs w:val="24"/>
-          <w:lang w:eastAsia="ru-RU"/>
-        </w:rPr>
-      </w:pPr>
+          <w:lang w:val="en-US" w:eastAsia="ru-RU"/>
+        </w:rPr>
+        <w:t xml:space="preserve">%% </w:t>
+      </w:r>
       <w:r>
         <w:rPr>
           <w:rFonts w:eastAsia="Times New Roman" w:cs="Times New Roman"/>
@@ -13215,6 +12523,807 @@
           <w:szCs w:val="24"/>
           <w:lang w:eastAsia="ru-RU"/>
         </w:rPr>
+        <w:t>График</w:t>
+      </w:r>
+      <w:r>
+        <w:rPr>
+          <w:rFonts w:eastAsia="Times New Roman" w:cs="Times New Roman"/>
+          <w:i/>
+          <w:iCs/>
+          <w:color w:val="00000A"/>
+          <w:szCs w:val="24"/>
+          <w:lang w:val="en-US" w:eastAsia="ru-RU"/>
+        </w:rPr>
+        <w:t xml:space="preserve"> 3: </w:t>
+      </w:r>
+      <w:r>
+        <w:rPr>
+          <w:rFonts w:eastAsia="Times New Roman" w:cs="Times New Roman"/>
+          <w:i/>
+          <w:iCs/>
+          <w:color w:val="00000A"/>
+          <w:szCs w:val="24"/>
+          <w:lang w:eastAsia="ru-RU"/>
+        </w:rPr>
+        <w:t>Относительная</w:t>
+      </w:r>
+      <w:r>
+        <w:rPr>
+          <w:rFonts w:eastAsia="Times New Roman" w:cs="Times New Roman"/>
+          <w:i/>
+          <w:iCs/>
+          <w:color w:val="00000A"/>
+          <w:szCs w:val="24"/>
+          <w:lang w:val="en-US" w:eastAsia="ru-RU"/>
+        </w:rPr>
+        <w:t xml:space="preserve"> </w:t>
+      </w:r>
+      <w:r>
+        <w:rPr>
+          <w:rFonts w:eastAsia="Times New Roman" w:cs="Times New Roman"/>
+          <w:i/>
+          <w:iCs/>
+          <w:color w:val="00000A"/>
+          <w:szCs w:val="24"/>
+          <w:lang w:eastAsia="ru-RU"/>
+        </w:rPr>
+        <w:t>погрешность</w:t>
+      </w:r>
+    </w:p>
+    <w:p>
+      <w:pPr>
+        <w:suppressAutoHyphens/>
+        <w:spacing w:after="200" w:line="240" w:lineRule="auto"/>
+        <w:ind w:firstLine="0"/>
+        <w:rPr>
+          <w:rFonts w:eastAsia="Times New Roman" w:cs="Times New Roman"/>
+          <w:color w:val="00000A"/>
+          <w:szCs w:val="24"/>
+          <w:lang w:val="en-US" w:eastAsia="ru-RU"/>
+        </w:rPr>
+      </w:pPr>
+      <w:proofErr w:type="gramStart"/>
+      <w:r>
+        <w:rPr>
+          <w:rFonts w:eastAsia="Times New Roman" w:cs="Times New Roman"/>
+          <w:color w:val="00000A"/>
+          <w:szCs w:val="24"/>
+          <w:lang w:val="en-US" w:eastAsia="ru-RU"/>
+        </w:rPr>
+        <w:t>figure(</w:t>
+      </w:r>
+      <w:proofErr w:type="gramEnd"/>
+      <w:r>
+        <w:rPr>
+          <w:rFonts w:eastAsia="Times New Roman" w:cs="Times New Roman"/>
+          <w:color w:val="00000A"/>
+          <w:szCs w:val="24"/>
+          <w:lang w:val="en-US" w:eastAsia="ru-RU"/>
+        </w:rPr>
+        <w:t>'Position', [100, 100, 1000, 600]);</w:t>
+      </w:r>
+    </w:p>
+    <w:p>
+      <w:pPr>
+        <w:suppressAutoHyphens/>
+        <w:spacing w:after="200" w:line="240" w:lineRule="auto"/>
+        <w:ind w:firstLine="0"/>
+        <w:rPr>
+          <w:rFonts w:eastAsia="Times New Roman" w:cs="Times New Roman"/>
+          <w:color w:val="00000A"/>
+          <w:szCs w:val="24"/>
+          <w:lang w:val="en-US" w:eastAsia="ru-RU"/>
+        </w:rPr>
+      </w:pPr>
+      <w:r>
+        <w:rPr>
+          <w:rFonts w:eastAsia="Times New Roman" w:cs="Times New Roman"/>
+          <w:color w:val="00000A"/>
+          <w:szCs w:val="24"/>
+          <w:lang w:val="en-US" w:eastAsia="ru-RU"/>
+        </w:rPr>
+        <w:t>hold on;</w:t>
+      </w:r>
+    </w:p>
+    <w:p>
+      <w:pPr>
+        <w:suppressAutoHyphens/>
+        <w:spacing w:after="200" w:line="240" w:lineRule="auto"/>
+        <w:ind w:firstLine="0"/>
+        <w:rPr>
+          <w:rFonts w:eastAsia="Times New Roman" w:cs="Times New Roman"/>
+          <w:color w:val="00000A"/>
+          <w:szCs w:val="24"/>
+          <w:lang w:val="en-US" w:eastAsia="ru-RU"/>
+        </w:rPr>
+      </w:pPr>
+    </w:p>
+    <w:p>
+      <w:pPr>
+        <w:suppressAutoHyphens/>
+        <w:spacing w:after="200" w:line="240" w:lineRule="auto"/>
+        <w:ind w:firstLine="0"/>
+        <w:rPr>
+          <w:rFonts w:eastAsia="Times New Roman" w:cs="Times New Roman"/>
+          <w:color w:val="00000A"/>
+          <w:szCs w:val="24"/>
+          <w:lang w:val="en-US" w:eastAsia="ru-RU"/>
+        </w:rPr>
+      </w:pPr>
+      <w:proofErr w:type="spellStart"/>
+      <w:r>
+        <w:rPr>
+          <w:rFonts w:eastAsia="Times New Roman" w:cs="Times New Roman"/>
+          <w:color w:val="00000A"/>
+          <w:szCs w:val="24"/>
+          <w:lang w:val="en-US" w:eastAsia="ru-RU"/>
+        </w:rPr>
+        <w:t>semilogy</w:t>
+      </w:r>
+      <w:proofErr w:type="spellEnd"/>
+      <w:r>
+        <w:rPr>
+          <w:rFonts w:eastAsia="Times New Roman" w:cs="Times New Roman"/>
+          <w:color w:val="00000A"/>
+          <w:szCs w:val="24"/>
+          <w:lang w:val="en-US" w:eastAsia="ru-RU"/>
+        </w:rPr>
+        <w:t>(x_euler_02, rel_err_euler_02, 'r-o', '</w:t>
+      </w:r>
+      <w:proofErr w:type="spellStart"/>
+      <w:r>
+        <w:rPr>
+          <w:rFonts w:eastAsia="Times New Roman" w:cs="Times New Roman"/>
+          <w:color w:val="00000A"/>
+          <w:szCs w:val="24"/>
+          <w:lang w:val="en-US" w:eastAsia="ru-RU"/>
+        </w:rPr>
+        <w:t>LineWidth</w:t>
+      </w:r>
+      <w:proofErr w:type="spellEnd"/>
+      <w:r>
+        <w:rPr>
+          <w:rFonts w:eastAsia="Times New Roman" w:cs="Times New Roman"/>
+          <w:color w:val="00000A"/>
+          <w:szCs w:val="24"/>
+          <w:lang w:val="en-US" w:eastAsia="ru-RU"/>
+        </w:rPr>
+        <w:t>', 1.5, '</w:t>
+      </w:r>
+      <w:proofErr w:type="spellStart"/>
+      <w:r>
+        <w:rPr>
+          <w:rFonts w:eastAsia="Times New Roman" w:cs="Times New Roman"/>
+          <w:color w:val="00000A"/>
+          <w:szCs w:val="24"/>
+          <w:lang w:val="en-US" w:eastAsia="ru-RU"/>
+        </w:rPr>
+        <w:t>MarkerSize</w:t>
+      </w:r>
+      <w:proofErr w:type="spellEnd"/>
+      <w:r>
+        <w:rPr>
+          <w:rFonts w:eastAsia="Times New Roman" w:cs="Times New Roman"/>
+          <w:color w:val="00000A"/>
+          <w:szCs w:val="24"/>
+          <w:lang w:val="en-US" w:eastAsia="ru-RU"/>
+        </w:rPr>
+        <w:t>', 6);</w:t>
+      </w:r>
+    </w:p>
+    <w:p>
+      <w:pPr>
+        <w:suppressAutoHyphens/>
+        <w:spacing w:after="200" w:line="240" w:lineRule="auto"/>
+        <w:ind w:firstLine="0"/>
+        <w:rPr>
+          <w:rFonts w:eastAsia="Times New Roman" w:cs="Times New Roman"/>
+          <w:color w:val="00000A"/>
+          <w:szCs w:val="24"/>
+          <w:lang w:val="en-US" w:eastAsia="ru-RU"/>
+        </w:rPr>
+      </w:pPr>
+      <w:proofErr w:type="spellStart"/>
+      <w:r>
+        <w:rPr>
+          <w:rFonts w:eastAsia="Times New Roman" w:cs="Times New Roman"/>
+          <w:color w:val="00000A"/>
+          <w:szCs w:val="24"/>
+          <w:lang w:val="en-US" w:eastAsia="ru-RU"/>
+        </w:rPr>
+        <w:t>semilogy</w:t>
+      </w:r>
+      <w:proofErr w:type="spellEnd"/>
+      <w:r>
+        <w:rPr>
+          <w:rFonts w:eastAsia="Times New Roman" w:cs="Times New Roman"/>
+          <w:color w:val="00000A"/>
+          <w:szCs w:val="24"/>
+          <w:lang w:val="en-US" w:eastAsia="ru-RU"/>
+        </w:rPr>
+        <w:t>(x_euler_005, rel_err_euler_005, 'b--o', '</w:t>
+      </w:r>
+      <w:proofErr w:type="spellStart"/>
+      <w:r>
+        <w:rPr>
+          <w:rFonts w:eastAsia="Times New Roman" w:cs="Times New Roman"/>
+          <w:color w:val="00000A"/>
+          <w:szCs w:val="24"/>
+          <w:lang w:val="en-US" w:eastAsia="ru-RU"/>
+        </w:rPr>
+        <w:t>LineWidth</w:t>
+      </w:r>
+      <w:proofErr w:type="spellEnd"/>
+      <w:r>
+        <w:rPr>
+          <w:rFonts w:eastAsia="Times New Roman" w:cs="Times New Roman"/>
+          <w:color w:val="00000A"/>
+          <w:szCs w:val="24"/>
+          <w:lang w:val="en-US" w:eastAsia="ru-RU"/>
+        </w:rPr>
+        <w:t>', 1.5, '</w:t>
+      </w:r>
+      <w:proofErr w:type="spellStart"/>
+      <w:r>
+        <w:rPr>
+          <w:rFonts w:eastAsia="Times New Roman" w:cs="Times New Roman"/>
+          <w:color w:val="00000A"/>
+          <w:szCs w:val="24"/>
+          <w:lang w:val="en-US" w:eastAsia="ru-RU"/>
+        </w:rPr>
+        <w:t>MarkerSize</w:t>
+      </w:r>
+      <w:proofErr w:type="spellEnd"/>
+      <w:r>
+        <w:rPr>
+          <w:rFonts w:eastAsia="Times New Roman" w:cs="Times New Roman"/>
+          <w:color w:val="00000A"/>
+          <w:szCs w:val="24"/>
+          <w:lang w:val="en-US" w:eastAsia="ru-RU"/>
+        </w:rPr>
+        <w:t>', 4);</w:t>
+      </w:r>
+    </w:p>
+    <w:p>
+      <w:pPr>
+        <w:suppressAutoHyphens/>
+        <w:spacing w:after="200" w:line="240" w:lineRule="auto"/>
+        <w:ind w:firstLine="0"/>
+        <w:rPr>
+          <w:rFonts w:eastAsia="Times New Roman" w:cs="Times New Roman"/>
+          <w:color w:val="00000A"/>
+          <w:szCs w:val="24"/>
+          <w:lang w:val="en-US" w:eastAsia="ru-RU"/>
+        </w:rPr>
+      </w:pPr>
+      <w:proofErr w:type="spellStart"/>
+      <w:r>
+        <w:rPr>
+          <w:rFonts w:eastAsia="Times New Roman" w:cs="Times New Roman"/>
+          <w:color w:val="00000A"/>
+          <w:szCs w:val="24"/>
+          <w:lang w:val="en-US" w:eastAsia="ru-RU"/>
+        </w:rPr>
+        <w:t>semilogy</w:t>
+      </w:r>
+      <w:proofErr w:type="spellEnd"/>
+      <w:r>
+        <w:rPr>
+          <w:rFonts w:eastAsia="Times New Roman" w:cs="Times New Roman"/>
+          <w:color w:val="00000A"/>
+          <w:szCs w:val="24"/>
+          <w:lang w:val="en-US" w:eastAsia="ru-RU"/>
+        </w:rPr>
+        <w:t>(x_rk4_02, rel_err_rk4_02, 'k-*', '</w:t>
+      </w:r>
+      <w:proofErr w:type="spellStart"/>
+      <w:r>
+        <w:rPr>
+          <w:rFonts w:eastAsia="Times New Roman" w:cs="Times New Roman"/>
+          <w:color w:val="00000A"/>
+          <w:szCs w:val="24"/>
+          <w:lang w:val="en-US" w:eastAsia="ru-RU"/>
+        </w:rPr>
+        <w:t>LineWidth</w:t>
+      </w:r>
+      <w:proofErr w:type="spellEnd"/>
+      <w:r>
+        <w:rPr>
+          <w:rFonts w:eastAsia="Times New Roman" w:cs="Times New Roman"/>
+          <w:color w:val="00000A"/>
+          <w:szCs w:val="24"/>
+          <w:lang w:val="en-US" w:eastAsia="ru-RU"/>
+        </w:rPr>
+        <w:t>', 1.5, '</w:t>
+      </w:r>
+      <w:proofErr w:type="spellStart"/>
+      <w:r>
+        <w:rPr>
+          <w:rFonts w:eastAsia="Times New Roman" w:cs="Times New Roman"/>
+          <w:color w:val="00000A"/>
+          <w:szCs w:val="24"/>
+          <w:lang w:val="en-US" w:eastAsia="ru-RU"/>
+        </w:rPr>
+        <w:t>MarkerSize</w:t>
+      </w:r>
+      <w:proofErr w:type="spellEnd"/>
+      <w:r>
+        <w:rPr>
+          <w:rFonts w:eastAsia="Times New Roman" w:cs="Times New Roman"/>
+          <w:color w:val="00000A"/>
+          <w:szCs w:val="24"/>
+          <w:lang w:val="en-US" w:eastAsia="ru-RU"/>
+        </w:rPr>
+        <w:t>', 8);</w:t>
+      </w:r>
+    </w:p>
+    <w:p>
+      <w:pPr>
+        <w:suppressAutoHyphens/>
+        <w:spacing w:after="200" w:line="240" w:lineRule="auto"/>
+        <w:ind w:firstLine="0"/>
+        <w:rPr>
+          <w:rFonts w:eastAsia="Times New Roman" w:cs="Times New Roman"/>
+          <w:color w:val="00000A"/>
+          <w:szCs w:val="24"/>
+          <w:lang w:val="en-US" w:eastAsia="ru-RU"/>
+        </w:rPr>
+      </w:pPr>
+      <w:proofErr w:type="spellStart"/>
+      <w:r>
+        <w:rPr>
+          <w:rFonts w:eastAsia="Times New Roman" w:cs="Times New Roman"/>
+          <w:color w:val="00000A"/>
+          <w:szCs w:val="24"/>
+          <w:lang w:val="en-US" w:eastAsia="ru-RU"/>
+        </w:rPr>
+        <w:t>semilogy</w:t>
+      </w:r>
+      <w:proofErr w:type="spellEnd"/>
+      <w:r>
+        <w:rPr>
+          <w:rFonts w:eastAsia="Times New Roman" w:cs="Times New Roman"/>
+          <w:color w:val="00000A"/>
+          <w:szCs w:val="24"/>
+          <w:lang w:val="en-US" w:eastAsia="ru-RU"/>
+        </w:rPr>
+        <w:t>(x_rk4_005, rel_err_rk4_005, 'm-.', '</w:t>
+      </w:r>
+      <w:proofErr w:type="spellStart"/>
+      <w:r>
+        <w:rPr>
+          <w:rFonts w:eastAsia="Times New Roman" w:cs="Times New Roman"/>
+          <w:color w:val="00000A"/>
+          <w:szCs w:val="24"/>
+          <w:lang w:val="en-US" w:eastAsia="ru-RU"/>
+        </w:rPr>
+        <w:t>LineWidth</w:t>
+      </w:r>
+      <w:proofErr w:type="spellEnd"/>
+      <w:r>
+        <w:rPr>
+          <w:rFonts w:eastAsia="Times New Roman" w:cs="Times New Roman"/>
+          <w:color w:val="00000A"/>
+          <w:szCs w:val="24"/>
+          <w:lang w:val="en-US" w:eastAsia="ru-RU"/>
+        </w:rPr>
+        <w:t>', 1.5);</w:t>
+      </w:r>
+    </w:p>
+    <w:p>
+      <w:pPr>
+        <w:suppressAutoHyphens/>
+        <w:spacing w:after="200" w:line="240" w:lineRule="auto"/>
+        <w:ind w:firstLine="0"/>
+        <w:rPr>
+          <w:rFonts w:eastAsia="Times New Roman" w:cs="Times New Roman"/>
+          <w:color w:val="00000A"/>
+          <w:szCs w:val="24"/>
+          <w:lang w:val="en-US" w:eastAsia="ru-RU"/>
+        </w:rPr>
+      </w:pPr>
+    </w:p>
+    <w:p>
+      <w:pPr>
+        <w:suppressAutoHyphens/>
+        <w:spacing w:after="200" w:line="240" w:lineRule="auto"/>
+        <w:ind w:firstLine="0"/>
+        <w:rPr>
+          <w:rFonts w:eastAsia="Times New Roman" w:cs="Times New Roman"/>
+          <w:color w:val="00000A"/>
+          <w:szCs w:val="24"/>
+          <w:lang w:val="en-US" w:eastAsia="ru-RU"/>
+        </w:rPr>
+      </w:pPr>
+      <w:r>
+        <w:rPr>
+          <w:rFonts w:eastAsia="Times New Roman" w:cs="Times New Roman"/>
+          <w:color w:val="00000A"/>
+          <w:szCs w:val="24"/>
+          <w:lang w:val="en-US" w:eastAsia="ru-RU"/>
+        </w:rPr>
+        <w:t>grid on;</w:t>
+      </w:r>
+    </w:p>
+    <w:p>
+      <w:pPr>
+        <w:suppressAutoHyphens/>
+        <w:spacing w:after="200" w:line="240" w:lineRule="auto"/>
+        <w:ind w:firstLine="0"/>
+        <w:rPr>
+          <w:rFonts w:eastAsia="Times New Roman" w:cs="Times New Roman"/>
+          <w:color w:val="00000A"/>
+          <w:szCs w:val="24"/>
+          <w:lang w:val="en-US" w:eastAsia="ru-RU"/>
+        </w:rPr>
+      </w:pPr>
+      <w:proofErr w:type="spellStart"/>
+      <w:r>
+        <w:rPr>
+          <w:rFonts w:eastAsia="Times New Roman" w:cs="Times New Roman"/>
+          <w:color w:val="00000A"/>
+          <w:szCs w:val="24"/>
+          <w:lang w:val="en-US" w:eastAsia="ru-RU"/>
+        </w:rPr>
+        <w:t>xlabel</w:t>
+      </w:r>
+      <w:proofErr w:type="spellEnd"/>
+      <w:r>
+        <w:rPr>
+          <w:rFonts w:eastAsia="Times New Roman" w:cs="Times New Roman"/>
+          <w:color w:val="00000A"/>
+          <w:szCs w:val="24"/>
+          <w:lang w:val="en-US" w:eastAsia="ru-RU"/>
+        </w:rPr>
+        <w:t>('x', '</w:t>
+      </w:r>
+      <w:proofErr w:type="spellStart"/>
+      <w:r>
+        <w:rPr>
+          <w:rFonts w:eastAsia="Times New Roman" w:cs="Times New Roman"/>
+          <w:color w:val="00000A"/>
+          <w:szCs w:val="24"/>
+          <w:lang w:val="en-US" w:eastAsia="ru-RU"/>
+        </w:rPr>
+        <w:t>FontSize</w:t>
+      </w:r>
+      <w:proofErr w:type="spellEnd"/>
+      <w:r>
+        <w:rPr>
+          <w:rFonts w:eastAsia="Times New Roman" w:cs="Times New Roman"/>
+          <w:color w:val="00000A"/>
+          <w:szCs w:val="24"/>
+          <w:lang w:val="en-US" w:eastAsia="ru-RU"/>
+        </w:rPr>
+        <w:t>', 12);</w:t>
+      </w:r>
+    </w:p>
+    <w:p>
+      <w:pPr>
+        <w:suppressAutoHyphens/>
+        <w:spacing w:after="200" w:line="240" w:lineRule="auto"/>
+        <w:ind w:firstLine="0"/>
+        <w:rPr>
+          <w:rFonts w:eastAsia="Times New Roman" w:cs="Times New Roman"/>
+          <w:color w:val="00000A"/>
+          <w:szCs w:val="24"/>
+          <w:lang w:eastAsia="ru-RU"/>
+        </w:rPr>
+      </w:pPr>
+      <w:proofErr w:type="spellStart"/>
+      <w:proofErr w:type="gramStart"/>
+      <w:r>
+        <w:rPr>
+          <w:rFonts w:eastAsia="Times New Roman" w:cs="Times New Roman"/>
+          <w:color w:val="00000A"/>
+          <w:szCs w:val="24"/>
+          <w:lang w:eastAsia="ru-RU"/>
+        </w:rPr>
+        <w:t>ylabel</w:t>
+      </w:r>
+      <w:proofErr w:type="spellEnd"/>
+      <w:r>
+        <w:rPr>
+          <w:rFonts w:eastAsia="Times New Roman" w:cs="Times New Roman"/>
+          <w:color w:val="00000A"/>
+          <w:szCs w:val="24"/>
+          <w:lang w:eastAsia="ru-RU"/>
+        </w:rPr>
+        <w:t>(</w:t>
+      </w:r>
+      <w:proofErr w:type="gramEnd"/>
+      <w:r>
+        <w:rPr>
+          <w:rFonts w:eastAsia="Times New Roman" w:cs="Times New Roman"/>
+          <w:color w:val="00000A"/>
+          <w:szCs w:val="24"/>
+          <w:lang w:eastAsia="ru-RU"/>
+        </w:rPr>
+        <w:t>'Относительная погрешность', '</w:t>
+      </w:r>
+      <w:proofErr w:type="spellStart"/>
+      <w:r>
+        <w:rPr>
+          <w:rFonts w:eastAsia="Times New Roman" w:cs="Times New Roman"/>
+          <w:color w:val="00000A"/>
+          <w:szCs w:val="24"/>
+          <w:lang w:eastAsia="ru-RU"/>
+        </w:rPr>
+        <w:t>FontSize</w:t>
+      </w:r>
+      <w:proofErr w:type="spellEnd"/>
+      <w:r>
+        <w:rPr>
+          <w:rFonts w:eastAsia="Times New Roman" w:cs="Times New Roman"/>
+          <w:color w:val="00000A"/>
+          <w:szCs w:val="24"/>
+          <w:lang w:eastAsia="ru-RU"/>
+        </w:rPr>
+        <w:t>', 12);</w:t>
+      </w:r>
+    </w:p>
+    <w:p>
+      <w:pPr>
+        <w:suppressAutoHyphens/>
+        <w:spacing w:after="200" w:line="240" w:lineRule="auto"/>
+        <w:ind w:firstLine="0"/>
+        <w:rPr>
+          <w:rFonts w:eastAsia="Times New Roman" w:cs="Times New Roman"/>
+          <w:color w:val="00000A"/>
+          <w:szCs w:val="24"/>
+          <w:lang w:eastAsia="ru-RU"/>
+        </w:rPr>
+      </w:pPr>
+      <w:proofErr w:type="spellStart"/>
+      <w:proofErr w:type="gramStart"/>
+      <w:r>
+        <w:rPr>
+          <w:rFonts w:eastAsia="Times New Roman" w:cs="Times New Roman"/>
+          <w:color w:val="00000A"/>
+          <w:szCs w:val="24"/>
+          <w:lang w:eastAsia="ru-RU"/>
+        </w:rPr>
+        <w:t>title</w:t>
+      </w:r>
+      <w:proofErr w:type="spellEnd"/>
+      <w:r>
+        <w:rPr>
+          <w:rFonts w:eastAsia="Times New Roman" w:cs="Times New Roman"/>
+          <w:color w:val="00000A"/>
+          <w:szCs w:val="24"/>
+          <w:lang w:eastAsia="ru-RU"/>
+        </w:rPr>
+        <w:t>(</w:t>
+      </w:r>
+      <w:proofErr w:type="gramEnd"/>
+      <w:r>
+        <w:rPr>
+          <w:rFonts w:eastAsia="Times New Roman" w:cs="Times New Roman"/>
+          <w:color w:val="00000A"/>
+          <w:szCs w:val="24"/>
+          <w:lang w:eastAsia="ru-RU"/>
+        </w:rPr>
+        <w:t>'Поведение относительной погрешности (логарифмическая шкала)', '</w:t>
+      </w:r>
+      <w:proofErr w:type="spellStart"/>
+      <w:r>
+        <w:rPr>
+          <w:rFonts w:eastAsia="Times New Roman" w:cs="Times New Roman"/>
+          <w:color w:val="00000A"/>
+          <w:szCs w:val="24"/>
+          <w:lang w:eastAsia="ru-RU"/>
+        </w:rPr>
+        <w:t>FontSize</w:t>
+      </w:r>
+      <w:proofErr w:type="spellEnd"/>
+      <w:r>
+        <w:rPr>
+          <w:rFonts w:eastAsia="Times New Roman" w:cs="Times New Roman"/>
+          <w:color w:val="00000A"/>
+          <w:szCs w:val="24"/>
+          <w:lang w:eastAsia="ru-RU"/>
+        </w:rPr>
+        <w:t>', 14);</w:t>
+      </w:r>
+    </w:p>
+    <w:p>
+      <w:pPr>
+        <w:suppressAutoHyphens/>
+        <w:spacing w:after="200" w:line="240" w:lineRule="auto"/>
+        <w:ind w:firstLine="0"/>
+        <w:rPr>
+          <w:rFonts w:eastAsia="Times New Roman" w:cs="Times New Roman"/>
+          <w:color w:val="00000A"/>
+          <w:szCs w:val="24"/>
+          <w:lang w:eastAsia="ru-RU"/>
+        </w:rPr>
+      </w:pPr>
+      <w:proofErr w:type="spellStart"/>
+      <w:proofErr w:type="gramStart"/>
+      <w:r>
+        <w:rPr>
+          <w:rFonts w:eastAsia="Times New Roman" w:cs="Times New Roman"/>
+          <w:color w:val="00000A"/>
+          <w:szCs w:val="24"/>
+          <w:lang w:eastAsia="ru-RU"/>
+        </w:rPr>
+        <w:t>legend</w:t>
+      </w:r>
+      <w:proofErr w:type="spellEnd"/>
+      <w:r>
+        <w:rPr>
+          <w:rFonts w:eastAsia="Times New Roman" w:cs="Times New Roman"/>
+          <w:color w:val="00000A"/>
+          <w:szCs w:val="24"/>
+          <w:lang w:eastAsia="ru-RU"/>
+        </w:rPr>
+        <w:t>(</w:t>
+      </w:r>
+      <w:proofErr w:type="gramEnd"/>
+      <w:r>
+        <w:rPr>
+          <w:rFonts w:eastAsia="Times New Roman" w:cs="Times New Roman"/>
+          <w:color w:val="00000A"/>
+          <w:szCs w:val="24"/>
+          <w:lang w:eastAsia="ru-RU"/>
+        </w:rPr>
+        <w:t>'Эйлер h=0.2', 'Эйлер h=0.05', 'Рунге-Кутта 4 h=0.2', ...</w:t>
+      </w:r>
+    </w:p>
+    <w:p>
+      <w:pPr>
+        <w:suppressAutoHyphens/>
+        <w:spacing w:after="200" w:line="240" w:lineRule="auto"/>
+        <w:ind w:firstLine="0"/>
+        <w:rPr>
+          <w:rFonts w:eastAsia="Times New Roman" w:cs="Times New Roman"/>
+          <w:color w:val="00000A"/>
+          <w:szCs w:val="24"/>
+          <w:lang w:val="en-US" w:eastAsia="ru-RU"/>
+        </w:rPr>
+      </w:pPr>
+      <w:r>
+        <w:rPr>
+          <w:rFonts w:eastAsia="Times New Roman" w:cs="Times New Roman"/>
+          <w:color w:val="00000A"/>
+          <w:szCs w:val="24"/>
+          <w:lang w:eastAsia="ru-RU"/>
+        </w:rPr>
+        <w:t>       </w:t>
+      </w:r>
+      <w:r>
+        <w:rPr>
+          <w:rFonts w:eastAsia="Times New Roman" w:cs="Times New Roman"/>
+          <w:color w:val="00000A"/>
+          <w:szCs w:val="24"/>
+          <w:lang w:val="en-US" w:eastAsia="ru-RU"/>
+        </w:rPr>
+        <w:t>'</w:t>
+      </w:r>
+      <w:r>
+        <w:rPr>
+          <w:rFonts w:eastAsia="Times New Roman" w:cs="Times New Roman"/>
+          <w:color w:val="00000A"/>
+          <w:szCs w:val="24"/>
+          <w:lang w:eastAsia="ru-RU"/>
+        </w:rPr>
+        <w:t>Рунге</w:t>
+      </w:r>
+      <w:r>
+        <w:rPr>
+          <w:rFonts w:eastAsia="Times New Roman" w:cs="Times New Roman"/>
+          <w:color w:val="00000A"/>
+          <w:szCs w:val="24"/>
+          <w:lang w:val="en-US" w:eastAsia="ru-RU"/>
+        </w:rPr>
+        <w:t>-</w:t>
+      </w:r>
+      <w:r>
+        <w:rPr>
+          <w:rFonts w:eastAsia="Times New Roman" w:cs="Times New Roman"/>
+          <w:color w:val="00000A"/>
+          <w:szCs w:val="24"/>
+          <w:lang w:eastAsia="ru-RU"/>
+        </w:rPr>
+        <w:t>Кутта</w:t>
+      </w:r>
+      <w:r>
+        <w:rPr>
+          <w:rFonts w:eastAsia="Times New Roman" w:cs="Times New Roman"/>
+          <w:color w:val="00000A"/>
+          <w:szCs w:val="24"/>
+          <w:lang w:val="en-US" w:eastAsia="ru-RU"/>
+        </w:rPr>
+        <w:t xml:space="preserve"> 4 h=0.05', 'Location', 'best');</w:t>
+      </w:r>
+    </w:p>
+    <w:p>
+      <w:pPr>
+        <w:suppressAutoHyphens/>
+        <w:spacing w:after="200" w:line="240" w:lineRule="auto"/>
+        <w:ind w:firstLine="0"/>
+        <w:rPr>
+          <w:rFonts w:eastAsia="Times New Roman" w:cs="Times New Roman"/>
+          <w:color w:val="00000A"/>
+          <w:szCs w:val="24"/>
+          <w:lang w:eastAsia="ru-RU"/>
+        </w:rPr>
+      </w:pPr>
+      <w:proofErr w:type="spellStart"/>
+      <w:r>
+        <w:rPr>
+          <w:rFonts w:eastAsia="Times New Roman" w:cs="Times New Roman"/>
+          <w:color w:val="00000A"/>
+          <w:szCs w:val="24"/>
+          <w:lang w:eastAsia="ru-RU"/>
+        </w:rPr>
+        <w:t>hold</w:t>
+      </w:r>
+      <w:proofErr w:type="spellEnd"/>
+      <w:r>
+        <w:rPr>
+          <w:rFonts w:eastAsia="Times New Roman" w:cs="Times New Roman"/>
+          <w:color w:val="00000A"/>
+          <w:szCs w:val="24"/>
+          <w:lang w:eastAsia="ru-RU"/>
+        </w:rPr>
+        <w:t xml:space="preserve"> </w:t>
+      </w:r>
+      <w:proofErr w:type="spellStart"/>
+      <w:r>
+        <w:rPr>
+          <w:rFonts w:eastAsia="Times New Roman" w:cs="Times New Roman"/>
+          <w:color w:val="00000A"/>
+          <w:szCs w:val="24"/>
+          <w:lang w:eastAsia="ru-RU"/>
+        </w:rPr>
+        <w:t>off</w:t>
+      </w:r>
+      <w:proofErr w:type="spellEnd"/>
+      <w:r>
+        <w:rPr>
+          <w:rFonts w:eastAsia="Times New Roman" w:cs="Times New Roman"/>
+          <w:color w:val="00000A"/>
+          <w:szCs w:val="24"/>
+          <w:lang w:eastAsia="ru-RU"/>
+        </w:rPr>
+        <w:t>;</w:t>
+      </w:r>
+    </w:p>
+    <w:p>
+      <w:pPr>
+        <w:suppressAutoHyphens/>
+        <w:spacing w:after="200" w:line="240" w:lineRule="auto"/>
+        <w:ind w:firstLine="0"/>
+        <w:rPr>
+          <w:rFonts w:eastAsia="Times New Roman" w:cs="Times New Roman"/>
+          <w:color w:val="00000A"/>
+          <w:szCs w:val="24"/>
+          <w:lang w:eastAsia="ru-RU"/>
+        </w:rPr>
+      </w:pPr>
+    </w:p>
+    <w:p>
+      <w:pPr>
+        <w:suppressAutoHyphens/>
+        <w:spacing w:after="200" w:line="240" w:lineRule="auto"/>
+        <w:ind w:firstLine="0"/>
+        <w:rPr>
+          <w:rFonts w:eastAsia="Times New Roman" w:cs="Times New Roman"/>
+          <w:color w:val="00000A"/>
+          <w:szCs w:val="24"/>
+          <w:lang w:eastAsia="ru-RU"/>
+        </w:rPr>
+      </w:pPr>
+      <w:r>
+        <w:rPr>
+          <w:rFonts w:eastAsia="Times New Roman" w:cs="Times New Roman"/>
+          <w:i/>
+          <w:iCs/>
+          <w:color w:val="00000A"/>
+          <w:szCs w:val="24"/>
+          <w:lang w:eastAsia="ru-RU"/>
+        </w:rPr>
         <w:t>%% График 4: Сравнение только методов Эйлера и Рунге-Кутта с эталоном</w:t>
       </w:r>
     </w:p>
@@ -13796,7 +13905,7 @@
           <w:rFonts w:eastAsia="Times New Roman" w:cs="Times New Roman"/>
           <w:color w:val="00000A"/>
           <w:szCs w:val="24"/>
-          <w:lang w:val="en-US" w:eastAsia="ru-RU"/>
+          <w:lang w:eastAsia="ru-RU"/>
         </w:rPr>
       </w:pPr>
       <w:proofErr w:type="gramStart"/>
@@ -13807,7 +13916,16 @@
           <w:szCs w:val="24"/>
           <w:lang w:val="en-US" w:eastAsia="ru-RU"/>
         </w:rPr>
-        <w:t>title(</w:t>
+        <w:t>title</w:t>
+      </w:r>
+      <w:r>
+        <w:rPr>
+          <w:rFonts w:eastAsia="Times New Roman" w:cs="Times New Roman"/>
+          <w:color w:val="00000A"/>
+          <w:szCs w:val="24"/>
+          <w:lang w:eastAsia="ru-RU"/>
+        </w:rPr>
+        <w:t>(</w:t>
       </w:r>
       <w:proofErr w:type="gramEnd"/>
       <w:r>
@@ -13815,7 +13933,7 @@
           <w:rFonts w:eastAsia="Times New Roman" w:cs="Times New Roman"/>
           <w:color w:val="00000A"/>
           <w:szCs w:val="24"/>
-          <w:lang w:val="en-US" w:eastAsia="ru-RU"/>
+          <w:lang w:eastAsia="ru-RU"/>
         </w:rPr>
         <w:t>'</w:t>
       </w:r>
@@ -13833,7 +13951,7 @@
           <w:rFonts w:eastAsia="Times New Roman" w:cs="Times New Roman"/>
           <w:color w:val="00000A"/>
           <w:szCs w:val="24"/>
-          <w:lang w:val="en-US" w:eastAsia="ru-RU"/>
+          <w:lang w:eastAsia="ru-RU"/>
         </w:rPr>
         <w:t xml:space="preserve"> </w:t>
       </w:r>
@@ -13851,7 +13969,7 @@
           <w:rFonts w:eastAsia="Times New Roman" w:cs="Times New Roman"/>
           <w:color w:val="00000A"/>
           <w:szCs w:val="24"/>
-          <w:lang w:val="en-US" w:eastAsia="ru-RU"/>
+          <w:lang w:eastAsia="ru-RU"/>
         </w:rPr>
         <w:t xml:space="preserve"> </w:t>
       </w:r>
@@ -13869,7 +13987,7 @@
           <w:rFonts w:eastAsia="Times New Roman" w:cs="Times New Roman"/>
           <w:color w:val="00000A"/>
           <w:szCs w:val="24"/>
-          <w:lang w:val="en-US" w:eastAsia="ru-RU"/>
+          <w:lang w:eastAsia="ru-RU"/>
         </w:rPr>
         <w:t xml:space="preserve"> </w:t>
       </w:r>
@@ -13887,7 +14005,7 @@
           <w:rFonts w:eastAsia="Times New Roman" w:cs="Times New Roman"/>
           <w:color w:val="00000A"/>
           <w:szCs w:val="24"/>
-          <w:lang w:val="en-US" w:eastAsia="ru-RU"/>
+          <w:lang w:eastAsia="ru-RU"/>
         </w:rPr>
         <w:t xml:space="preserve"> </w:t>
       </w:r>
@@ -13905,7 +14023,7 @@
           <w:rFonts w:eastAsia="Times New Roman" w:cs="Times New Roman"/>
           <w:color w:val="00000A"/>
           <w:szCs w:val="24"/>
-          <w:lang w:val="en-US" w:eastAsia="ru-RU"/>
+          <w:lang w:eastAsia="ru-RU"/>
         </w:rPr>
         <w:t>-</w:t>
       </w:r>
@@ -13923,7 +14041,7 @@
           <w:rFonts w:eastAsia="Times New Roman" w:cs="Times New Roman"/>
           <w:color w:val="00000A"/>
           <w:szCs w:val="24"/>
-          <w:lang w:val="en-US" w:eastAsia="ru-RU"/>
+          <w:lang w:eastAsia="ru-RU"/>
         </w:rPr>
         <w:t xml:space="preserve"> 4 </w:t>
       </w:r>
@@ -13941,7 +14059,7 @@
           <w:rFonts w:eastAsia="Times New Roman" w:cs="Times New Roman"/>
           <w:color w:val="00000A"/>
           <w:szCs w:val="24"/>
-          <w:lang w:val="en-US" w:eastAsia="ru-RU"/>
+          <w:lang w:eastAsia="ru-RU"/>
         </w:rPr>
         <w:t>', '</w:t>
       </w:r>
@@ -13961,7 +14079,7 @@
           <w:rFonts w:eastAsia="Times New Roman" w:cs="Times New Roman"/>
           <w:color w:val="00000A"/>
           <w:szCs w:val="24"/>
-          <w:lang w:val="en-US" w:eastAsia="ru-RU"/>
+          <w:lang w:eastAsia="ru-RU"/>
         </w:rPr>
         <w:t>', 14);</w:t>
       </w:r>
@@ -13975,7 +14093,7 @@
           <w:rFonts w:eastAsia="Times New Roman" w:cs="Times New Roman"/>
           <w:color w:val="00000A"/>
           <w:szCs w:val="24"/>
-          <w:lang w:val="en-US" w:eastAsia="ru-RU"/>
+          <w:lang w:eastAsia="ru-RU"/>
         </w:rPr>
       </w:pPr>
       <w:proofErr w:type="gramStart"/>
@@ -13986,7 +14104,16 @@
           <w:szCs w:val="24"/>
           <w:lang w:val="en-US" w:eastAsia="ru-RU"/>
         </w:rPr>
-        <w:t>legend(</w:t>
+        <w:t>legend</w:t>
+      </w:r>
+      <w:r>
+        <w:rPr>
+          <w:rFonts w:eastAsia="Times New Roman" w:cs="Times New Roman"/>
+          <w:color w:val="00000A"/>
+          <w:szCs w:val="24"/>
+          <w:lang w:eastAsia="ru-RU"/>
+        </w:rPr>
+        <w:t>(</w:t>
       </w:r>
       <w:proofErr w:type="gramEnd"/>
       <w:r>
@@ -13994,7 +14121,7 @@
           <w:rFonts w:eastAsia="Times New Roman" w:cs="Times New Roman"/>
           <w:color w:val="00000A"/>
           <w:szCs w:val="24"/>
-          <w:lang w:val="en-US" w:eastAsia="ru-RU"/>
+          <w:lang w:eastAsia="ru-RU"/>
         </w:rPr>
         <w:t>'</w:t>
       </w:r>
@@ -14012,9 +14139,27 @@
           <w:rFonts w:eastAsia="Times New Roman" w:cs="Times New Roman"/>
           <w:color w:val="00000A"/>
           <w:szCs w:val="24"/>
-          <w:lang w:val="en-US" w:eastAsia="ru-RU"/>
-        </w:rPr>
-        <w:t xml:space="preserve"> h=0.2', '</w:t>
+          <w:lang w:eastAsia="ru-RU"/>
+        </w:rPr>
+        <w:t xml:space="preserve"> </w:t>
+      </w:r>
+      <w:r>
+        <w:rPr>
+          <w:rFonts w:eastAsia="Times New Roman" w:cs="Times New Roman"/>
+          <w:color w:val="00000A"/>
+          <w:szCs w:val="24"/>
+          <w:lang w:val="en-US" w:eastAsia="ru-RU"/>
+        </w:rPr>
+        <w:t>h</w:t>
+      </w:r>
+      <w:r>
+        <w:rPr>
+          <w:rFonts w:eastAsia="Times New Roman" w:cs="Times New Roman"/>
+          <w:color w:val="00000A"/>
+          <w:szCs w:val="24"/>
+          <w:lang w:eastAsia="ru-RU"/>
+        </w:rPr>
+        <w:t>=0.2', '</w:t>
       </w:r>
       <w:r>
         <w:rPr>
@@ -14030,9 +14175,27 @@
           <w:rFonts w:eastAsia="Times New Roman" w:cs="Times New Roman"/>
           <w:color w:val="00000A"/>
           <w:szCs w:val="24"/>
-          <w:lang w:val="en-US" w:eastAsia="ru-RU"/>
-        </w:rPr>
-        <w:t xml:space="preserve"> h=0.05', '</w:t>
+          <w:lang w:eastAsia="ru-RU"/>
+        </w:rPr>
+        <w:t xml:space="preserve"> </w:t>
+      </w:r>
+      <w:r>
+        <w:rPr>
+          <w:rFonts w:eastAsia="Times New Roman" w:cs="Times New Roman"/>
+          <w:color w:val="00000A"/>
+          <w:szCs w:val="24"/>
+          <w:lang w:val="en-US" w:eastAsia="ru-RU"/>
+        </w:rPr>
+        <w:t>h</w:t>
+      </w:r>
+      <w:r>
+        <w:rPr>
+          <w:rFonts w:eastAsia="Times New Roman" w:cs="Times New Roman"/>
+          <w:color w:val="00000A"/>
+          <w:szCs w:val="24"/>
+          <w:lang w:eastAsia="ru-RU"/>
+        </w:rPr>
+        <w:t>=0.05', '</w:t>
       </w:r>
       <w:r>
         <w:rPr>
@@ -14048,9 +14211,27 @@
           <w:rFonts w:eastAsia="Times New Roman" w:cs="Times New Roman"/>
           <w:color w:val="00000A"/>
           <w:szCs w:val="24"/>
-          <w:lang w:val="en-US" w:eastAsia="ru-RU"/>
-        </w:rPr>
-        <w:t>4 h=0.2', '</w:t>
+          <w:lang w:eastAsia="ru-RU"/>
+        </w:rPr>
+        <w:t xml:space="preserve">4 </w:t>
+      </w:r>
+      <w:r>
+        <w:rPr>
+          <w:rFonts w:eastAsia="Times New Roman" w:cs="Times New Roman"/>
+          <w:color w:val="00000A"/>
+          <w:szCs w:val="24"/>
+          <w:lang w:val="en-US" w:eastAsia="ru-RU"/>
+        </w:rPr>
+        <w:t>h</w:t>
+      </w:r>
+      <w:r>
+        <w:rPr>
+          <w:rFonts w:eastAsia="Times New Roman" w:cs="Times New Roman"/>
+          <w:color w:val="00000A"/>
+          <w:szCs w:val="24"/>
+          <w:lang w:eastAsia="ru-RU"/>
+        </w:rPr>
+        <w:t>=0.2', '</w:t>
       </w:r>
       <w:r>
         <w:rPr>
@@ -14066,31 +14247,103 @@
           <w:rFonts w:eastAsia="Times New Roman" w:cs="Times New Roman"/>
           <w:color w:val="00000A"/>
           <w:szCs w:val="24"/>
-          <w:lang w:val="en-US" w:eastAsia="ru-RU"/>
-        </w:rPr>
-        <w:t>4 h=0.05', ...</w:t>
-      </w:r>
-    </w:p>
-    <w:p>
-      <w:pPr>
-        <w:suppressAutoHyphens/>
-        <w:spacing w:after="200" w:line="240" w:lineRule="auto"/>
-        <w:ind w:firstLine="0"/>
-        <w:rPr>
-          <w:rFonts w:eastAsia="Times New Roman" w:cs="Times New Roman"/>
-          <w:color w:val="00000A"/>
-          <w:szCs w:val="24"/>
-          <w:lang w:val="en-US" w:eastAsia="ru-RU"/>
-        </w:rPr>
-      </w:pPr>
-      <w:r>
-        <w:rPr>
-          <w:rFonts w:eastAsia="Times New Roman" w:cs="Times New Roman"/>
-          <w:color w:val="00000A"/>
-          <w:szCs w:val="24"/>
-          <w:lang w:val="en-US" w:eastAsia="ru-RU"/>
-        </w:rPr>
-        <w:t>       '</w:t>
+          <w:lang w:eastAsia="ru-RU"/>
+        </w:rPr>
+        <w:t xml:space="preserve">4 </w:t>
+      </w:r>
+      <w:r>
+        <w:rPr>
+          <w:rFonts w:eastAsia="Times New Roman" w:cs="Times New Roman"/>
+          <w:color w:val="00000A"/>
+          <w:szCs w:val="24"/>
+          <w:lang w:val="en-US" w:eastAsia="ru-RU"/>
+        </w:rPr>
+        <w:t>h</w:t>
+      </w:r>
+      <w:r>
+        <w:rPr>
+          <w:rFonts w:eastAsia="Times New Roman" w:cs="Times New Roman"/>
+          <w:color w:val="00000A"/>
+          <w:szCs w:val="24"/>
+          <w:lang w:eastAsia="ru-RU"/>
+        </w:rPr>
+        <w:t>=0.05', ...</w:t>
+      </w:r>
+    </w:p>
+    <w:p>
+      <w:pPr>
+        <w:suppressAutoHyphens/>
+        <w:spacing w:after="200" w:line="240" w:lineRule="auto"/>
+        <w:ind w:firstLine="0"/>
+        <w:rPr>
+          <w:rFonts w:eastAsia="Times New Roman" w:cs="Times New Roman"/>
+          <w:color w:val="00000A"/>
+          <w:szCs w:val="24"/>
+          <w:lang w:val="en-US" w:eastAsia="ru-RU"/>
+        </w:rPr>
+      </w:pPr>
+      <w:r>
+        <w:rPr>
+          <w:rFonts w:eastAsia="Times New Roman" w:cs="Times New Roman"/>
+          <w:color w:val="00000A"/>
+          <w:szCs w:val="24"/>
+          <w:lang w:val="en-US" w:eastAsia="ru-RU"/>
+        </w:rPr>
+        <w:t> </w:t>
+      </w:r>
+      <w:r>
+        <w:rPr>
+          <w:rFonts w:eastAsia="Times New Roman" w:cs="Times New Roman"/>
+          <w:color w:val="00000A"/>
+          <w:szCs w:val="24"/>
+          <w:lang w:eastAsia="ru-RU"/>
+        </w:rPr>
+        <w:t xml:space="preserve"> </w:t>
+      </w:r>
+      <w:r>
+        <w:rPr>
+          <w:rFonts w:eastAsia="Times New Roman" w:cs="Times New Roman"/>
+          <w:color w:val="00000A"/>
+          <w:szCs w:val="24"/>
+          <w:lang w:val="en-US" w:eastAsia="ru-RU"/>
+        </w:rPr>
+        <w:t> </w:t>
+      </w:r>
+      <w:r>
+        <w:rPr>
+          <w:rFonts w:eastAsia="Times New Roman" w:cs="Times New Roman"/>
+          <w:color w:val="00000A"/>
+          <w:szCs w:val="24"/>
+          <w:lang w:eastAsia="ru-RU"/>
+        </w:rPr>
+        <w:t xml:space="preserve"> </w:t>
+      </w:r>
+      <w:r>
+        <w:rPr>
+          <w:rFonts w:eastAsia="Times New Roman" w:cs="Times New Roman"/>
+          <w:color w:val="00000A"/>
+          <w:szCs w:val="24"/>
+          <w:lang w:val="en-US" w:eastAsia="ru-RU"/>
+        </w:rPr>
+        <w:t> </w:t>
+      </w:r>
+      <w:r>
+        <w:rPr>
+          <w:rFonts w:eastAsia="Times New Roman" w:cs="Times New Roman"/>
+          <w:color w:val="00000A"/>
+          <w:szCs w:val="24"/>
+          <w:lang w:eastAsia="ru-RU"/>
+        </w:rPr>
+        <w:t xml:space="preserve"> </w:t>
+      </w:r>
+      <w:r>
+        <w:rPr>
+          <w:rFonts w:eastAsia="Times New Roman" w:cs="Times New Roman"/>
+          <w:color w:val="00000A"/>
+          <w:szCs w:val="24"/>
+          <w:lang w:val="en-US" w:eastAsia="ru-RU"/>
+        </w:rPr>
+        <w:t> '</w:t>
       </w:r>
       <w:r>
         <w:rPr>
@@ -15271,6 +15524,7 @@
   <w:style w:type="character" w:default="1" w:styleId="a0">
     <w:name w:val="Default Paragraph Font"/>
     <w:uiPriority w:val="1"/>
+    <w:semiHidden/>
     <w:unhideWhenUsed/>
   </w:style>
   <w:style w:type="table" w:default="1" w:styleId="a1">
